--- a/lessons/7-6/readiness/practice.docx
+++ b/lessons/7-6/readiness/practice.docx
@@ -86,7 +86,1259 @@
     </w:p>
     <w:p>
       <w:pPr>
-        <w:spacing w:after="120" w:before="0"/>
+        <w:spacing w:after="60" w:before="120"/>
+      </w:pPr>
+      <w:r>
+        <w:rPr>
+          <w:b/>
+          <w:bCs/>
+          <w:color w:val="0F2B3C"/>
+          <w:sz w:val="24"/>
+          <w:szCs w:val="24"/>
+        </w:rPr>
+        <w:t xml:space="preserve">Vocabulary Anchor Box</w:t>
+      </w:r>
+    </w:p>
+    <w:tbl>
+      <w:tblPr>
+        <w:tblW w:type="dxa" w:w="9360"/>
+        <w:tblBorders>
+          <w:top w:val="single" w:color="C7D2DD" w:sz="6"/>
+          <w:left w:val="single" w:color="C7D2DD" w:sz="6"/>
+          <w:bottom w:val="single" w:color="C7D2DD" w:sz="6"/>
+          <w:right w:val="single" w:color="C7D2DD" w:sz="6"/>
+          <w:insideH w:val="single" w:color="C7D2DD" w:sz="6"/>
+          <w:insideV w:val="single" w:color="C7D2DD" w:sz="6"/>
+        </w:tblBorders>
+      </w:tblPr>
+      <w:tblGrid>
+        <w:gridCol w:w="1800"/>
+        <w:gridCol w:w="3160"/>
+        <w:gridCol w:w="2200"/>
+        <w:gridCol w:w="2200"/>
+      </w:tblGrid>
+      <w:tr>
+        <w:trPr>
+          <w:cantSplit/>
+          <w:tblHeader/>
+        </w:trPr>
+        <w:tc>
+          <w:tcPr>
+            <w:tcW w:type="dxa" w:w="1800"/>
+            <w:shd w:fill="EEF4F8" w:color="auto" w:val="clear"/>
+            <w:tcMar>
+              <w:top w:type="dxa" w:w="60"/>
+              <w:left w:type="dxa" w:w="100"/>
+              <w:bottom w:type="dxa" w:w="60"/>
+              <w:right w:type="dxa" w:w="100"/>
+            </w:tcMar>
+          </w:tcPr>
+          <w:p>
+            <w:pPr>
+              <w:spacing w:after="0" w:before="0"/>
+            </w:pPr>
+            <w:r>
+              <w:rPr>
+                <w:b/>
+                <w:bCs/>
+                <w:color w:val="0F2B3C"/>
+                <w:sz w:val="18"/>
+                <w:szCs w:val="18"/>
+              </w:rPr>
+              <w:t xml:space="preserve">Concept Term</w:t>
+            </w:r>
+          </w:p>
+        </w:tc>
+        <w:tc>
+          <w:tcPr>
+            <w:tcW w:type="dxa" w:w="3160"/>
+            <w:shd w:fill="EEF4F8" w:color="auto" w:val="clear"/>
+            <w:tcMar>
+              <w:top w:type="dxa" w:w="60"/>
+              <w:left w:type="dxa" w:w="100"/>
+              <w:bottom w:type="dxa" w:w="60"/>
+              <w:right w:type="dxa" w:w="100"/>
+            </w:tcMar>
+          </w:tcPr>
+          <w:p>
+            <w:pPr>
+              <w:spacing w:after="0" w:before="0"/>
+            </w:pPr>
+            <w:r>
+              <w:rPr>
+                <w:b/>
+                <w:bCs/>
+                <w:color w:val="0F2B3C"/>
+                <w:sz w:val="18"/>
+                <w:szCs w:val="18"/>
+              </w:rPr>
+              <w:t xml:space="preserve">Student-Friendly Definition</w:t>
+            </w:r>
+          </w:p>
+        </w:tc>
+        <w:tc>
+          <w:tcPr>
+            <w:tcW w:type="dxa" w:w="2200"/>
+            <w:shd w:fill="EEF4F8" w:color="auto" w:val="clear"/>
+            <w:tcMar>
+              <w:top w:type="dxa" w:w="60"/>
+              <w:left w:type="dxa" w:w="100"/>
+              <w:bottom w:type="dxa" w:w="60"/>
+              <w:right w:type="dxa" w:w="100"/>
+            </w:tcMar>
+          </w:tcPr>
+          <w:p>
+            <w:pPr>
+              <w:spacing w:after="0" w:before="0"/>
+            </w:pPr>
+            <w:r>
+              <w:rPr>
+                <w:b/>
+                <w:bCs/>
+                <w:color w:val="0F2B3C"/>
+                <w:sz w:val="18"/>
+                <w:szCs w:val="18"/>
+              </w:rPr>
+              <w:t xml:space="preserve">Non-Example</w:t>
+            </w:r>
+          </w:p>
+        </w:tc>
+        <w:tc>
+          <w:tcPr>
+            <w:tcW w:type="dxa" w:w="2200"/>
+            <w:shd w:fill="EEF4F8" w:color="auto" w:val="clear"/>
+            <w:tcMar>
+              <w:top w:type="dxa" w:w="60"/>
+              <w:left w:type="dxa" w:w="100"/>
+              <w:bottom w:type="dxa" w:w="60"/>
+              <w:right w:type="dxa" w:w="100"/>
+            </w:tcMar>
+          </w:tcPr>
+          <w:p>
+            <w:pPr>
+              <w:spacing w:after="0" w:before="0"/>
+            </w:pPr>
+            <w:r>
+              <w:rPr>
+                <w:b/>
+                <w:bCs/>
+                <w:color w:val="0F2B3C"/>
+                <w:sz w:val="18"/>
+                <w:szCs w:val="18"/>
+              </w:rPr>
+              <w:t xml:space="preserve">Visual Clue</w:t>
+            </w:r>
+          </w:p>
+        </w:tc>
+      </w:tr>
+      <w:tr>
+        <w:trPr>
+          <w:cantSplit/>
+        </w:trPr>
+        <w:tc>
+          <w:tcPr>
+            <w:tcW w:type="dxa" w:w="1800"/>
+            <w:tcMar>
+              <w:top w:type="dxa" w:w="60"/>
+              <w:left w:type="dxa" w:w="100"/>
+              <w:bottom w:type="dxa" w:w="60"/>
+              <w:right w:type="dxa" w:w="100"/>
+            </w:tcMar>
+            <w:vAlign w:val="top"/>
+          </w:tcPr>
+          <w:p>
+            <w:pPr>
+              <w:spacing w:after="20" w:before="0"/>
+            </w:pPr>
+            <w:r>
+              <w:rPr>
+                <w:b/>
+                <w:bCs/>
+                <w:color w:val="0F2B3C"/>
+                <w:sz w:val="20"/>
+                <w:szCs w:val="20"/>
+              </w:rPr>
+              <w:t xml:space="preserve">Distance on the Coordinate Plane</w:t>
+            </w:r>
+          </w:p>
+          <w:p>
+            <w:pPr>
+              <w:spacing w:after="0" w:before="0"/>
+            </w:pPr>
+            <w:r>
+              <w:rPr>
+                <w:i/>
+                <w:iCs/>
+                <w:color w:val="5E6E7E"/>
+                <w:sz w:val="18"/>
+                <w:szCs w:val="18"/>
+              </w:rPr>
+              <w:t xml:space="preserve">Distancia en el plano de coordenadas</w:t>
+            </w:r>
+          </w:p>
+        </w:tc>
+        <w:tc>
+          <w:tcPr>
+            <w:tcW w:type="dxa" w:w="3160"/>
+            <w:tcMar>
+              <w:top w:type="dxa" w:w="60"/>
+              <w:left w:type="dxa" w:w="100"/>
+              <w:bottom w:type="dxa" w:w="60"/>
+              <w:right w:type="dxa" w:w="100"/>
+            </w:tcMar>
+            <w:vAlign w:val="top"/>
+          </w:tcPr>
+          <w:p>
+            <w:pPr>
+              <w:spacing w:after="0" w:before="0"/>
+            </w:pPr>
+            <w:r>
+              <w:rPr>
+                <w:sz w:val="19"/>
+                <w:szCs w:val="19"/>
+              </w:rPr>
+              <w:t xml:space="preserve">The nonnegative distance between points, found from the absolute difference of coordinates on a horizontal or vertical line.</w:t>
+            </w:r>
+          </w:p>
+        </w:tc>
+        <w:tc>
+          <w:tcPr>
+            <w:tcW w:type="dxa" w:w="2200"/>
+            <w:tcMar>
+              <w:top w:type="dxa" w:w="60"/>
+              <w:left w:type="dxa" w:w="100"/>
+              <w:bottom w:type="dxa" w:w="60"/>
+              <w:right w:type="dxa" w:w="100"/>
+            </w:tcMar>
+            <w:vAlign w:val="top"/>
+          </w:tcPr>
+          <w:p>
+            <w:pPr>
+              <w:spacing w:after="30" w:before="0"/>
+            </w:pPr>
+            <w:r>
+              <w:rPr>
+                <w:i/>
+                <w:iCs/>
+                <w:color w:val="5E6E7E"/>
+                <w:sz w:val="18"/>
+                <w:szCs w:val="18"/>
+              </w:rPr>
+              <w:t xml:space="preserve">Not Distance on the Coordinate Plane: write a counter-example that does not fit the rule.</w:t>
+            </w:r>
+          </w:p>
+          <w:p>
+            <w:pPr>
+              <w:spacing w:after="50" w:before="0"/>
+            </w:pPr>
+            <w:r>
+              <w:rPr>
+                <w:color w:val="BBBBBB"/>
+                <w:sz w:val="18"/>
+                <w:szCs w:val="18"/>
+              </w:rPr>
+              <w:t xml:space="preserve">____________________________</w:t>
+            </w:r>
+          </w:p>
+        </w:tc>
+        <w:tc>
+          <w:tcPr>
+            <w:tcW w:type="dxa" w:w="2200"/>
+            <w:tcMar>
+              <w:top w:type="dxa" w:w="60"/>
+              <w:left w:type="dxa" w:w="100"/>
+              <w:bottom w:type="dxa" w:w="60"/>
+              <w:right w:type="dxa" w:w="100"/>
+            </w:tcMar>
+            <w:vAlign w:val="top"/>
+          </w:tcPr>
+          <w:p>
+            <w:pPr>
+              <w:spacing w:after="0" w:before="0"/>
+            </w:pPr>
+            <w:r>
+              <w:rPr>
+                <w:i/>
+                <w:iCs/>
+                <w:color w:val="5E6E7E"/>
+                <w:sz w:val="18"/>
+                <w:szCs w:val="18"/>
+              </w:rPr>
+              <w:t xml:space="preserve">From (−2, 3) to (5, 3): |5 − (−2)| = 7 units.</w:t>
+            </w:r>
+          </w:p>
+        </w:tc>
+      </w:tr>
+      <w:tr>
+        <w:trPr>
+          <w:cantSplit/>
+        </w:trPr>
+        <w:tc>
+          <w:tcPr>
+            <w:tcW w:type="dxa" w:w="1800"/>
+            <w:tcMar>
+              <w:top w:type="dxa" w:w="60"/>
+              <w:left w:type="dxa" w:w="100"/>
+              <w:bottom w:type="dxa" w:w="60"/>
+              <w:right w:type="dxa" w:w="100"/>
+            </w:tcMar>
+            <w:vAlign w:val="top"/>
+          </w:tcPr>
+          <w:p>
+            <w:pPr>
+              <w:spacing w:after="20" w:before="0"/>
+            </w:pPr>
+            <w:r>
+              <w:rPr>
+                <w:b/>
+                <w:bCs/>
+                <w:color w:val="0F2B3C"/>
+                <w:sz w:val="20"/>
+                <w:szCs w:val="20"/>
+              </w:rPr>
+              <w:t xml:space="preserve">Distance</w:t>
+            </w:r>
+          </w:p>
+          <w:p>
+            <w:pPr>
+              <w:spacing w:after="0" w:before="0"/>
+            </w:pPr>
+            <w:r>
+              <w:rPr>
+                <w:i/>
+                <w:iCs/>
+                <w:color w:val="5E6E7E"/>
+                <w:sz w:val="18"/>
+                <w:szCs w:val="18"/>
+              </w:rPr>
+              <w:t xml:space="preserve">Distancia</w:t>
+            </w:r>
+          </w:p>
+        </w:tc>
+        <w:tc>
+          <w:tcPr>
+            <w:tcW w:type="dxa" w:w="3160"/>
+            <w:tcMar>
+              <w:top w:type="dxa" w:w="60"/>
+              <w:left w:type="dxa" w:w="100"/>
+              <w:bottom w:type="dxa" w:w="60"/>
+              <w:right w:type="dxa" w:w="100"/>
+            </w:tcMar>
+            <w:vAlign w:val="top"/>
+          </w:tcPr>
+          <w:p>
+            <w:pPr>
+              <w:spacing w:after="0" w:before="0"/>
+            </w:pPr>
+            <w:r>
+              <w:rPr>
+                <w:sz w:val="19"/>
+                <w:szCs w:val="19"/>
+              </w:rPr>
+              <w:t xml:space="preserve">How far apart two points are. It is never negative.</w:t>
+            </w:r>
+          </w:p>
+        </w:tc>
+        <w:tc>
+          <w:tcPr>
+            <w:tcW w:type="dxa" w:w="2200"/>
+            <w:tcMar>
+              <w:top w:type="dxa" w:w="60"/>
+              <w:left w:type="dxa" w:w="100"/>
+              <w:bottom w:type="dxa" w:w="60"/>
+              <w:right w:type="dxa" w:w="100"/>
+            </w:tcMar>
+            <w:vAlign w:val="top"/>
+          </w:tcPr>
+          <w:p>
+            <w:pPr>
+              <w:spacing w:after="30" w:before="0"/>
+            </w:pPr>
+            <w:r>
+              <w:rPr>
+                <w:i/>
+                <w:iCs/>
+                <w:color w:val="5E6E7E"/>
+                <w:sz w:val="18"/>
+                <w:szCs w:val="18"/>
+              </w:rPr>
+              <w:t xml:space="preserve">Not Distance: write a counter-example that does not fit the rule.</w:t>
+            </w:r>
+          </w:p>
+          <w:p>
+            <w:pPr>
+              <w:spacing w:after="50" w:before="0"/>
+            </w:pPr>
+            <w:r>
+              <w:rPr>
+                <w:color w:val="BBBBBB"/>
+                <w:sz w:val="18"/>
+                <w:szCs w:val="18"/>
+              </w:rPr>
+              <w:t xml:space="preserve">____________________________</w:t>
+            </w:r>
+          </w:p>
+        </w:tc>
+        <w:tc>
+          <w:tcPr>
+            <w:tcW w:type="dxa" w:w="2200"/>
+            <w:tcMar>
+              <w:top w:type="dxa" w:w="60"/>
+              <w:left w:type="dxa" w:w="100"/>
+              <w:bottom w:type="dxa" w:w="60"/>
+              <w:right w:type="dxa" w:w="100"/>
+            </w:tcMar>
+            <w:vAlign w:val="top"/>
+          </w:tcPr>
+          <w:p>
+            <w:pPr>
+              <w:spacing w:after="0" w:before="0"/>
+            </w:pPr>
+            <w:r>
+              <w:rPr>
+                <w:i/>
+                <w:iCs/>
+                <w:color w:val="5E6E7E"/>
+                <w:sz w:val="18"/>
+                <w:szCs w:val="18"/>
+              </w:rPr>
+              <w:t xml:space="preserve">The distance from -3 to 4 on a number line is |-3| + |4| = 3 + 4 = 7 units</w:t>
+            </w:r>
+          </w:p>
+        </w:tc>
+      </w:tr>
+      <w:tr>
+        <w:trPr>
+          <w:cantSplit/>
+        </w:trPr>
+        <w:tc>
+          <w:tcPr>
+            <w:tcW w:type="dxa" w:w="1800"/>
+            <w:tcMar>
+              <w:top w:type="dxa" w:w="60"/>
+              <w:left w:type="dxa" w:w="100"/>
+              <w:bottom w:type="dxa" w:w="60"/>
+              <w:right w:type="dxa" w:w="100"/>
+            </w:tcMar>
+            <w:vAlign w:val="top"/>
+          </w:tcPr>
+          <w:p>
+            <w:pPr>
+              <w:spacing w:after="20" w:before="0"/>
+            </w:pPr>
+            <w:r>
+              <w:rPr>
+                <w:b/>
+                <w:bCs/>
+                <w:color w:val="0F2B3C"/>
+                <w:sz w:val="20"/>
+                <w:szCs w:val="20"/>
+              </w:rPr>
+              <w:t xml:space="preserve">Absolute value</w:t>
+            </w:r>
+          </w:p>
+          <w:p>
+            <w:pPr>
+              <w:spacing w:after="0" w:before="0"/>
+            </w:pPr>
+            <w:r>
+              <w:rPr>
+                <w:i/>
+                <w:iCs/>
+                <w:color w:val="5E6E7E"/>
+                <w:sz w:val="18"/>
+                <w:szCs w:val="18"/>
+              </w:rPr>
+              <w:t xml:space="preserve">Valor absoluto</w:t>
+            </w:r>
+          </w:p>
+        </w:tc>
+        <w:tc>
+          <w:tcPr>
+            <w:tcW w:type="dxa" w:w="3160"/>
+            <w:tcMar>
+              <w:top w:type="dxa" w:w="60"/>
+              <w:left w:type="dxa" w:w="100"/>
+              <w:bottom w:type="dxa" w:w="60"/>
+              <w:right w:type="dxa" w:w="100"/>
+            </w:tcMar>
+            <w:vAlign w:val="top"/>
+          </w:tcPr>
+          <w:p>
+            <w:pPr>
+              <w:spacing w:after="0" w:before="0"/>
+            </w:pPr>
+            <w:r>
+              <w:rPr>
+                <w:sz w:val="19"/>
+                <w:szCs w:val="19"/>
+              </w:rPr>
+              <w:t xml:space="preserve">How far a number is from zero. It is never negative.</w:t>
+            </w:r>
+          </w:p>
+        </w:tc>
+        <w:tc>
+          <w:tcPr>
+            <w:tcW w:type="dxa" w:w="2200"/>
+            <w:tcMar>
+              <w:top w:type="dxa" w:w="60"/>
+              <w:left w:type="dxa" w:w="100"/>
+              <w:bottom w:type="dxa" w:w="60"/>
+              <w:right w:type="dxa" w:w="100"/>
+            </w:tcMar>
+            <w:vAlign w:val="top"/>
+          </w:tcPr>
+          <w:p>
+            <w:pPr>
+              <w:spacing w:after="30" w:before="0"/>
+            </w:pPr>
+            <w:r>
+              <w:rPr>
+                <w:i/>
+                <w:iCs/>
+                <w:color w:val="5E6E7E"/>
+                <w:sz w:val="18"/>
+                <w:szCs w:val="18"/>
+              </w:rPr>
+              <w:t xml:space="preserve">Not Absolute value: write a counter-example that does not fit the rule.</w:t>
+            </w:r>
+          </w:p>
+          <w:p>
+            <w:pPr>
+              <w:spacing w:after="50" w:before="0"/>
+            </w:pPr>
+            <w:r>
+              <w:rPr>
+                <w:color w:val="BBBBBB"/>
+                <w:sz w:val="18"/>
+                <w:szCs w:val="18"/>
+              </w:rPr>
+              <w:t xml:space="preserve">____________________________</w:t>
+            </w:r>
+          </w:p>
+        </w:tc>
+        <w:tc>
+          <w:tcPr>
+            <w:tcW w:type="dxa" w:w="2200"/>
+            <w:tcMar>
+              <w:top w:type="dxa" w:w="60"/>
+              <w:left w:type="dxa" w:w="100"/>
+              <w:bottom w:type="dxa" w:w="60"/>
+              <w:right w:type="dxa" w:w="100"/>
+            </w:tcMar>
+            <w:vAlign w:val="top"/>
+          </w:tcPr>
+          <w:p>
+            <w:pPr>
+              <w:spacing w:after="0" w:before="0"/>
+            </w:pPr>
+            <w:r>
+              <w:rPr>
+                <w:i/>
+                <w:iCs/>
+                <w:color w:val="5E6E7E"/>
+                <w:sz w:val="18"/>
+                <w:szCs w:val="18"/>
+              </w:rPr>
+              <w:t xml:space="preserve">|-3| = 3 and |4| = 4; to find distance: |4 - (-3)| = 7</w:t>
+            </w:r>
+          </w:p>
+        </w:tc>
+      </w:tr>
+      <w:tr>
+        <w:trPr>
+          <w:cantSplit/>
+        </w:trPr>
+        <w:tc>
+          <w:tcPr>
+            <w:tcW w:type="dxa" w:w="1800"/>
+            <w:tcMar>
+              <w:top w:type="dxa" w:w="60"/>
+              <w:left w:type="dxa" w:w="100"/>
+              <w:bottom w:type="dxa" w:w="60"/>
+              <w:right w:type="dxa" w:w="100"/>
+            </w:tcMar>
+            <w:vAlign w:val="top"/>
+          </w:tcPr>
+          <w:p>
+            <w:pPr>
+              <w:spacing w:after="20" w:before="0"/>
+            </w:pPr>
+            <w:r>
+              <w:rPr>
+                <w:b/>
+                <w:bCs/>
+                <w:color w:val="0F2B3C"/>
+                <w:sz w:val="20"/>
+                <w:szCs w:val="20"/>
+              </w:rPr>
+              <w:t xml:space="preserve">Horizontal distance</w:t>
+            </w:r>
+          </w:p>
+          <w:p>
+            <w:pPr>
+              <w:spacing w:after="0" w:before="0"/>
+            </w:pPr>
+            <w:r>
+              <w:rPr>
+                <w:i/>
+                <w:iCs/>
+                <w:color w:val="5E6E7E"/>
+                <w:sz w:val="18"/>
+                <w:szCs w:val="18"/>
+              </w:rPr>
+              <w:t xml:space="preserve">Distancia horizontal</w:t>
+            </w:r>
+          </w:p>
+        </w:tc>
+        <w:tc>
+          <w:tcPr>
+            <w:tcW w:type="dxa" w:w="3160"/>
+            <w:tcMar>
+              <w:top w:type="dxa" w:w="60"/>
+              <w:left w:type="dxa" w:w="100"/>
+              <w:bottom w:type="dxa" w:w="60"/>
+              <w:right w:type="dxa" w:w="100"/>
+            </w:tcMar>
+            <w:vAlign w:val="top"/>
+          </w:tcPr>
+          <w:p>
+            <w:pPr>
+              <w:spacing w:after="0" w:before="0"/>
+            </w:pPr>
+            <w:r>
+              <w:rPr>
+                <w:sz w:val="19"/>
+                <w:szCs w:val="19"/>
+              </w:rPr>
+              <w:t xml:space="preserve">How far apart two points are going left or right.</w:t>
+            </w:r>
+          </w:p>
+        </w:tc>
+        <w:tc>
+          <w:tcPr>
+            <w:tcW w:type="dxa" w:w="2200"/>
+            <w:tcMar>
+              <w:top w:type="dxa" w:w="60"/>
+              <w:left w:type="dxa" w:w="100"/>
+              <w:bottom w:type="dxa" w:w="60"/>
+              <w:right w:type="dxa" w:w="100"/>
+            </w:tcMar>
+            <w:vAlign w:val="top"/>
+          </w:tcPr>
+          <w:p>
+            <w:pPr>
+              <w:spacing w:after="30" w:before="0"/>
+            </w:pPr>
+            <w:r>
+              <w:rPr>
+                <w:i/>
+                <w:iCs/>
+                <w:color w:val="5E6E7E"/>
+                <w:sz w:val="18"/>
+                <w:szCs w:val="18"/>
+              </w:rPr>
+              <w:t xml:space="preserve">Not Horizontal distance: write a counter-example that does not fit the rule.</w:t>
+            </w:r>
+          </w:p>
+          <w:p>
+            <w:pPr>
+              <w:spacing w:after="50" w:before="0"/>
+            </w:pPr>
+            <w:r>
+              <w:rPr>
+                <w:color w:val="BBBBBB"/>
+                <w:sz w:val="18"/>
+                <w:szCs w:val="18"/>
+              </w:rPr>
+              <w:t xml:space="preserve">____________________________</w:t>
+            </w:r>
+          </w:p>
+        </w:tc>
+        <w:tc>
+          <w:tcPr>
+            <w:tcW w:type="dxa" w:w="2200"/>
+            <w:tcMar>
+              <w:top w:type="dxa" w:w="60"/>
+              <w:left w:type="dxa" w:w="100"/>
+              <w:bottom w:type="dxa" w:w="60"/>
+              <w:right w:type="dxa" w:w="100"/>
+            </w:tcMar>
+            <w:vAlign w:val="top"/>
+          </w:tcPr>
+          <w:p>
+            <w:pPr>
+              <w:spacing w:after="0" w:before="0"/>
+            </w:pPr>
+            <w:r>
+              <w:rPr>
+                <w:i/>
+                <w:iCs/>
+                <w:color w:val="5E6E7E"/>
+                <w:sz w:val="18"/>
+                <w:szCs w:val="18"/>
+              </w:rPr>
+              <w:t xml:space="preserve">From (-2, 3) to (5, 3): count from -2 to 5 = 7 units across</w:t>
+            </w:r>
+          </w:p>
+        </w:tc>
+      </w:tr>
+      <w:tr>
+        <w:trPr>
+          <w:cantSplit/>
+        </w:trPr>
+        <w:tc>
+          <w:tcPr>
+            <w:tcW w:type="dxa" w:w="1800"/>
+            <w:tcMar>
+              <w:top w:type="dxa" w:w="60"/>
+              <w:left w:type="dxa" w:w="100"/>
+              <w:bottom w:type="dxa" w:w="60"/>
+              <w:right w:type="dxa" w:w="100"/>
+            </w:tcMar>
+            <w:vAlign w:val="top"/>
+          </w:tcPr>
+          <w:p>
+            <w:pPr>
+              <w:spacing w:after="20" w:before="0"/>
+            </w:pPr>
+            <w:r>
+              <w:rPr>
+                <w:b/>
+                <w:bCs/>
+                <w:color w:val="0F2B3C"/>
+                <w:sz w:val="20"/>
+                <w:szCs w:val="20"/>
+              </w:rPr>
+              <w:t xml:space="preserve">Vertical distance</w:t>
+            </w:r>
+          </w:p>
+          <w:p>
+            <w:pPr>
+              <w:spacing w:after="0" w:before="0"/>
+            </w:pPr>
+            <w:r>
+              <w:rPr>
+                <w:i/>
+                <w:iCs/>
+                <w:color w:val="5E6E7E"/>
+                <w:sz w:val="18"/>
+                <w:szCs w:val="18"/>
+              </w:rPr>
+              <w:t xml:space="preserve">Distancia vertical</w:t>
+            </w:r>
+          </w:p>
+        </w:tc>
+        <w:tc>
+          <w:tcPr>
+            <w:tcW w:type="dxa" w:w="3160"/>
+            <w:tcMar>
+              <w:top w:type="dxa" w:w="60"/>
+              <w:left w:type="dxa" w:w="100"/>
+              <w:bottom w:type="dxa" w:w="60"/>
+              <w:right w:type="dxa" w:w="100"/>
+            </w:tcMar>
+            <w:vAlign w:val="top"/>
+          </w:tcPr>
+          <w:p>
+            <w:pPr>
+              <w:spacing w:after="0" w:before="0"/>
+            </w:pPr>
+            <w:r>
+              <w:rPr>
+                <w:sz w:val="19"/>
+                <w:szCs w:val="19"/>
+              </w:rPr>
+              <w:t xml:space="preserve">How far apart two points are going up or down.</w:t>
+            </w:r>
+          </w:p>
+        </w:tc>
+        <w:tc>
+          <w:tcPr>
+            <w:tcW w:type="dxa" w:w="2200"/>
+            <w:tcMar>
+              <w:top w:type="dxa" w:w="60"/>
+              <w:left w:type="dxa" w:w="100"/>
+              <w:bottom w:type="dxa" w:w="60"/>
+              <w:right w:type="dxa" w:w="100"/>
+            </w:tcMar>
+            <w:vAlign w:val="top"/>
+          </w:tcPr>
+          <w:p>
+            <w:pPr>
+              <w:spacing w:after="30" w:before="0"/>
+            </w:pPr>
+            <w:r>
+              <w:rPr>
+                <w:i/>
+                <w:iCs/>
+                <w:color w:val="5E6E7E"/>
+                <w:sz w:val="18"/>
+                <w:szCs w:val="18"/>
+              </w:rPr>
+              <w:t xml:space="preserve">Not Vertical distance: write a counter-example that does not fit the rule.</w:t>
+            </w:r>
+          </w:p>
+          <w:p>
+            <w:pPr>
+              <w:spacing w:after="50" w:before="0"/>
+            </w:pPr>
+            <w:r>
+              <w:rPr>
+                <w:color w:val="BBBBBB"/>
+                <w:sz w:val="18"/>
+                <w:szCs w:val="18"/>
+              </w:rPr>
+              <w:t xml:space="preserve">____________________________</w:t>
+            </w:r>
+          </w:p>
+        </w:tc>
+        <w:tc>
+          <w:tcPr>
+            <w:tcW w:type="dxa" w:w="2200"/>
+            <w:tcMar>
+              <w:top w:type="dxa" w:w="60"/>
+              <w:left w:type="dxa" w:w="100"/>
+              <w:bottom w:type="dxa" w:w="60"/>
+              <w:right w:type="dxa" w:w="100"/>
+            </w:tcMar>
+            <w:vAlign w:val="top"/>
+          </w:tcPr>
+          <w:p>
+            <w:pPr>
+              <w:spacing w:after="0" w:before="0"/>
+            </w:pPr>
+            <w:r>
+              <w:rPr>
+                <w:i/>
+                <w:iCs/>
+                <w:color w:val="5E6E7E"/>
+                <w:sz w:val="18"/>
+                <w:szCs w:val="18"/>
+              </w:rPr>
+              <w:t xml:space="preserve">From (4, -1) to (4, 6): count from -1 to 6 = 7 units up</w:t>
+            </w:r>
+          </w:p>
+        </w:tc>
+      </w:tr>
+      <w:tr>
+        <w:trPr>
+          <w:cantSplit/>
+        </w:trPr>
+        <w:tc>
+          <w:tcPr>
+            <w:tcW w:type="dxa" w:w="1800"/>
+            <w:tcMar>
+              <w:top w:type="dxa" w:w="60"/>
+              <w:left w:type="dxa" w:w="100"/>
+              <w:bottom w:type="dxa" w:w="60"/>
+              <w:right w:type="dxa" w:w="100"/>
+            </w:tcMar>
+            <w:vAlign w:val="top"/>
+          </w:tcPr>
+          <w:p>
+            <w:pPr>
+              <w:spacing w:after="20" w:before="0"/>
+            </w:pPr>
+            <w:r>
+              <w:rPr>
+                <w:b/>
+                <w:bCs/>
+                <w:color w:val="0F2B3C"/>
+                <w:sz w:val="20"/>
+                <w:szCs w:val="20"/>
+              </w:rPr>
+              <w:t xml:space="preserve">Coordinate plane</w:t>
+            </w:r>
+          </w:p>
+          <w:p>
+            <w:pPr>
+              <w:spacing w:after="0" w:before="0"/>
+            </w:pPr>
+            <w:r>
+              <w:rPr>
+                <w:i/>
+                <w:iCs/>
+                <w:color w:val="5E6E7E"/>
+                <w:sz w:val="18"/>
+                <w:szCs w:val="18"/>
+              </w:rPr>
+              <w:t xml:space="preserve">Plano cartesiano</w:t>
+            </w:r>
+          </w:p>
+        </w:tc>
+        <w:tc>
+          <w:tcPr>
+            <w:tcW w:type="dxa" w:w="3160"/>
+            <w:tcMar>
+              <w:top w:type="dxa" w:w="60"/>
+              <w:left w:type="dxa" w:w="100"/>
+              <w:bottom w:type="dxa" w:w="60"/>
+              <w:right w:type="dxa" w:w="100"/>
+            </w:tcMar>
+            <w:vAlign w:val="top"/>
+          </w:tcPr>
+          <w:p>
+            <w:pPr>
+              <w:spacing w:after="0" w:before="0"/>
+            </w:pPr>
+            <w:r>
+              <w:rPr>
+                <w:sz w:val="19"/>
+                <w:szCs w:val="19"/>
+              </w:rPr>
+              <w:t xml:space="preserve">A grid with a line going across and a line going up to plot points.</w:t>
+            </w:r>
+          </w:p>
+        </w:tc>
+        <w:tc>
+          <w:tcPr>
+            <w:tcW w:type="dxa" w:w="2200"/>
+            <w:tcMar>
+              <w:top w:type="dxa" w:w="60"/>
+              <w:left w:type="dxa" w:w="100"/>
+              <w:bottom w:type="dxa" w:w="60"/>
+              <w:right w:type="dxa" w:w="100"/>
+            </w:tcMar>
+            <w:vAlign w:val="top"/>
+          </w:tcPr>
+          <w:p>
+            <w:pPr>
+              <w:spacing w:after="30" w:before="0"/>
+            </w:pPr>
+            <w:r>
+              <w:rPr>
+                <w:i/>
+                <w:iCs/>
+                <w:color w:val="5E6E7E"/>
+                <w:sz w:val="18"/>
+                <w:szCs w:val="18"/>
+              </w:rPr>
+              <w:t xml:space="preserve">Not Coordinate plane: write a counter-example that does not fit the rule.</w:t>
+            </w:r>
+          </w:p>
+          <w:p>
+            <w:pPr>
+              <w:spacing w:after="50" w:before="0"/>
+            </w:pPr>
+            <w:r>
+              <w:rPr>
+                <w:color w:val="BBBBBB"/>
+                <w:sz w:val="18"/>
+                <w:szCs w:val="18"/>
+              </w:rPr>
+              <w:t xml:space="preserve">____________________________</w:t>
+            </w:r>
+          </w:p>
+        </w:tc>
+        <w:tc>
+          <w:tcPr>
+            <w:tcW w:type="dxa" w:w="2200"/>
+            <w:tcMar>
+              <w:top w:type="dxa" w:w="60"/>
+              <w:left w:type="dxa" w:w="100"/>
+              <w:bottom w:type="dxa" w:w="60"/>
+              <w:right w:type="dxa" w:w="100"/>
+            </w:tcMar>
+            <w:vAlign w:val="top"/>
+          </w:tcPr>
+          <w:p>
+            <w:pPr>
+              <w:spacing w:after="0" w:before="0"/>
+            </w:pPr>
+            <w:r>
+              <w:rPr>
+                <w:i/>
+                <w:iCs/>
+                <w:color w:val="5E6E7E"/>
+                <w:sz w:val="18"/>
+                <w:szCs w:val="18"/>
+              </w:rPr>
+              <w:t xml:space="preserve">Two number lines crossing at (0, 0), creating four quadrants</w:t>
+            </w:r>
+          </w:p>
+        </w:tc>
+      </w:tr>
+      <w:tr>
+        <w:trPr>
+          <w:cantSplit/>
+        </w:trPr>
+        <w:tc>
+          <w:tcPr>
+            <w:tcW w:type="dxa" w:w="1800"/>
+            <w:tcMar>
+              <w:top w:type="dxa" w:w="60"/>
+              <w:left w:type="dxa" w:w="100"/>
+              <w:bottom w:type="dxa" w:w="60"/>
+              <w:right w:type="dxa" w:w="100"/>
+            </w:tcMar>
+            <w:vAlign w:val="top"/>
+          </w:tcPr>
+          <w:p>
+            <w:pPr>
+              <w:spacing w:after="20" w:before="0"/>
+            </w:pPr>
+            <w:r>
+              <w:rPr>
+                <w:b/>
+                <w:bCs/>
+                <w:color w:val="0F2B3C"/>
+                <w:sz w:val="20"/>
+                <w:szCs w:val="20"/>
+              </w:rPr>
+              <w:t xml:space="preserve">Integer</w:t>
+            </w:r>
+          </w:p>
+          <w:p>
+            <w:pPr>
+              <w:spacing w:after="0" w:before="0"/>
+            </w:pPr>
+            <w:r>
+              <w:rPr>
+                <w:i/>
+                <w:iCs/>
+                <w:color w:val="5E6E7E"/>
+                <w:sz w:val="18"/>
+                <w:szCs w:val="18"/>
+              </w:rPr>
+              <w:t xml:space="preserve">Número entero</w:t>
+            </w:r>
+          </w:p>
+        </w:tc>
+        <w:tc>
+          <w:tcPr>
+            <w:tcW w:type="dxa" w:w="3160"/>
+            <w:tcMar>
+              <w:top w:type="dxa" w:w="60"/>
+              <w:left w:type="dxa" w:w="100"/>
+              <w:bottom w:type="dxa" w:w="60"/>
+              <w:right w:type="dxa" w:w="100"/>
+            </w:tcMar>
+            <w:vAlign w:val="top"/>
+          </w:tcPr>
+          <w:p>
+            <w:pPr>
+              <w:spacing w:after="0" w:before="0"/>
+            </w:pPr>
+            <w:r>
+              <w:rPr>
+                <w:sz w:val="19"/>
+                <w:szCs w:val="19"/>
+              </w:rPr>
+              <w:t xml:space="preserve">Whole numbers and their opposites, like -2, -1, 0, 1, 2.</w:t>
+            </w:r>
+          </w:p>
+        </w:tc>
+        <w:tc>
+          <w:tcPr>
+            <w:tcW w:type="dxa" w:w="2200"/>
+            <w:tcMar>
+              <w:top w:type="dxa" w:w="60"/>
+              <w:left w:type="dxa" w:w="100"/>
+              <w:bottom w:type="dxa" w:w="60"/>
+              <w:right w:type="dxa" w:w="100"/>
+            </w:tcMar>
+            <w:vAlign w:val="top"/>
+          </w:tcPr>
+          <w:p>
+            <w:pPr>
+              <w:spacing w:after="30" w:before="0"/>
+            </w:pPr>
+            <w:r>
+              <w:rPr>
+                <w:i/>
+                <w:iCs/>
+                <w:color w:val="5E6E7E"/>
+                <w:sz w:val="18"/>
+                <w:szCs w:val="18"/>
+              </w:rPr>
+              <w:t xml:space="preserve">Not Integer: write a counter-example that does not fit the rule.</w:t>
+            </w:r>
+          </w:p>
+          <w:p>
+            <w:pPr>
+              <w:spacing w:after="50" w:before="0"/>
+            </w:pPr>
+            <w:r>
+              <w:rPr>
+                <w:color w:val="BBBBBB"/>
+                <w:sz w:val="18"/>
+                <w:szCs w:val="18"/>
+              </w:rPr>
+              <w:t xml:space="preserve">____________________________</w:t>
+            </w:r>
+          </w:p>
+        </w:tc>
+        <w:tc>
+          <w:tcPr>
+            <w:tcW w:type="dxa" w:w="2200"/>
+            <w:tcMar>
+              <w:top w:type="dxa" w:w="60"/>
+              <w:left w:type="dxa" w:w="100"/>
+              <w:bottom w:type="dxa" w:w="60"/>
+              <w:right w:type="dxa" w:w="100"/>
+            </w:tcMar>
+            <w:vAlign w:val="top"/>
+          </w:tcPr>
+          <w:p>
+            <w:pPr>
+              <w:spacing w:after="0" w:before="0"/>
+            </w:pPr>
+            <w:r>
+              <w:rPr>
+                <w:i/>
+                <w:iCs/>
+                <w:color w:val="5E6E7E"/>
+                <w:sz w:val="18"/>
+                <w:szCs w:val="18"/>
+              </w:rPr>
+              <w:t xml:space="preserve">..., -3, -2, -1, 0, 1, 2, 3, ...</w:t>
+            </w:r>
+          </w:p>
+        </w:tc>
+      </w:tr>
+      <w:tr>
+        <w:trPr>
+          <w:cantSplit/>
+        </w:trPr>
+        <w:tc>
+          <w:tcPr>
+            <w:tcW w:type="dxa" w:w="1800"/>
+            <w:tcMar>
+              <w:top w:type="dxa" w:w="60"/>
+              <w:left w:type="dxa" w:w="100"/>
+              <w:bottom w:type="dxa" w:w="60"/>
+              <w:right w:type="dxa" w:w="100"/>
+            </w:tcMar>
+            <w:vAlign w:val="top"/>
+          </w:tcPr>
+          <w:p>
+            <w:pPr>
+              <w:spacing w:after="20" w:before="0"/>
+            </w:pPr>
+            <w:r>
+              <w:rPr>
+                <w:b/>
+                <w:bCs/>
+                <w:color w:val="0F2B3C"/>
+                <w:sz w:val="20"/>
+                <w:szCs w:val="20"/>
+              </w:rPr>
+              <w:t xml:space="preserve">Quadrant</w:t>
+            </w:r>
+          </w:p>
+          <w:p>
+            <w:pPr>
+              <w:spacing w:after="0" w:before="0"/>
+            </w:pPr>
+            <w:r>
+              <w:rPr>
+                <w:i/>
+                <w:iCs/>
+                <w:color w:val="5E6E7E"/>
+                <w:sz w:val="18"/>
+                <w:szCs w:val="18"/>
+              </w:rPr>
+              <w:t xml:space="preserve">Cuadrante</w:t>
+            </w:r>
+          </w:p>
+        </w:tc>
+        <w:tc>
+          <w:tcPr>
+            <w:tcW w:type="dxa" w:w="3160"/>
+            <w:tcMar>
+              <w:top w:type="dxa" w:w="60"/>
+              <w:left w:type="dxa" w:w="100"/>
+              <w:bottom w:type="dxa" w:w="60"/>
+              <w:right w:type="dxa" w:w="100"/>
+            </w:tcMar>
+            <w:vAlign w:val="top"/>
+          </w:tcPr>
+          <w:p>
+            <w:pPr>
+              <w:spacing w:after="0" w:before="0"/>
+            </w:pPr>
+            <w:r>
+              <w:rPr>
+                <w:sz w:val="19"/>
+                <w:szCs w:val="19"/>
+              </w:rPr>
+              <w:t xml:space="preserve">One of the four regions of the coordinate plane, numbered I to IV.</w:t>
+            </w:r>
+          </w:p>
+        </w:tc>
+        <w:tc>
+          <w:tcPr>
+            <w:tcW w:type="dxa" w:w="2200"/>
+            <w:tcMar>
+              <w:top w:type="dxa" w:w="60"/>
+              <w:left w:type="dxa" w:w="100"/>
+              <w:bottom w:type="dxa" w:w="60"/>
+              <w:right w:type="dxa" w:w="100"/>
+            </w:tcMar>
+            <w:vAlign w:val="top"/>
+          </w:tcPr>
+          <w:p>
+            <w:pPr>
+              <w:spacing w:after="30" w:before="0"/>
+            </w:pPr>
+            <w:r>
+              <w:rPr>
+                <w:i/>
+                <w:iCs/>
+                <w:color w:val="5E6E7E"/>
+                <w:sz w:val="18"/>
+                <w:szCs w:val="18"/>
+              </w:rPr>
+              <w:t xml:space="preserve">Not Quadrant: write a counter-example that does not fit the rule.</w:t>
+            </w:r>
+          </w:p>
+          <w:p>
+            <w:pPr>
+              <w:spacing w:after="50" w:before="0"/>
+            </w:pPr>
+            <w:r>
+              <w:rPr>
+                <w:color w:val="BBBBBB"/>
+                <w:sz w:val="18"/>
+                <w:szCs w:val="18"/>
+              </w:rPr>
+              <w:t xml:space="preserve">____________________________</w:t>
+            </w:r>
+          </w:p>
+        </w:tc>
+        <w:tc>
+          <w:tcPr>
+            <w:tcW w:type="dxa" w:w="2200"/>
+            <w:tcMar>
+              <w:top w:type="dxa" w:w="60"/>
+              <w:left w:type="dxa" w:w="100"/>
+              <w:bottom w:type="dxa" w:w="60"/>
+              <w:right w:type="dxa" w:w="100"/>
+            </w:tcMar>
+            <w:vAlign w:val="top"/>
+          </w:tcPr>
+          <w:p>
+            <w:pPr>
+              <w:spacing w:after="0" w:before="0"/>
+            </w:pPr>
+            <w:r>
+              <w:rPr>
+                <w:i/>
+                <w:iCs/>
+                <w:color w:val="5E6E7E"/>
+                <w:sz w:val="18"/>
+                <w:szCs w:val="18"/>
+              </w:rPr>
+              <w:t xml:space="preserve">Points in the same quadrant have the same signs.</w:t>
+            </w:r>
+          </w:p>
+        </w:tc>
+      </w:tr>
+    </w:tbl>
+    <w:p>
+      <w:pPr>
+        <w:spacing w:after="120" w:before="140"/>
       </w:pPr>
       <w:r>
         <w:rPr>
@@ -127,73 +1379,922 @@
         <w:t xml:space="preserve">Subtract one step at a time.</w:t>
       </w:r>
     </w:p>
-    <w:p>
-      <w:pPr>
-        <w:spacing w:after="40" w:before="0"/>
-      </w:pPr>
-      <w:r>
-        <w:rPr>
-          <w:sz w:val="22"/>
-          <w:szCs w:val="22"/>
-        </w:rPr>
-        <w:t xml:space="preserve">1.  What is 5 − 2?</w:t>
-      </w:r>
-    </w:p>
-    <w:p>
-      <w:pPr>
-        <w:spacing w:after="80" w:before="0"/>
-      </w:pPr>
-      <w:r>
-        <w:rPr>
-          <w:color w:val="BBBBBB"/>
-        </w:rPr>
-        <w:t xml:space="preserve">____________________________________________________</w:t>
-      </w:r>
-    </w:p>
-    <w:p>
-      <w:pPr>
-        <w:spacing w:after="40" w:before="0"/>
-      </w:pPr>
-      <w:r>
-        <w:rPr>
-          <w:sz w:val="22"/>
-          <w:szCs w:val="22"/>
-        </w:rPr>
-        <w:t xml:space="preserve">2.  What is 7 − 3?</w:t>
-      </w:r>
-    </w:p>
-    <w:p>
-      <w:pPr>
-        <w:spacing w:after="80" w:before="0"/>
-      </w:pPr>
-      <w:r>
-        <w:rPr>
-          <w:color w:val="BBBBBB"/>
-        </w:rPr>
-        <w:t xml:space="preserve">____________________________________________________</w:t>
-      </w:r>
-    </w:p>
-    <w:p>
-      <w:pPr>
-        <w:spacing w:after="40" w:before="0"/>
-      </w:pPr>
-      <w:r>
-        <w:rPr>
-          <w:sz w:val="22"/>
-          <w:szCs w:val="22"/>
-        </w:rPr>
-        <w:t xml:space="preserve">3.  How many steps from 0 to 6?</w:t>
-      </w:r>
-    </w:p>
-    <w:p>
-      <w:pPr>
-        <w:spacing w:after="80" w:before="0"/>
-      </w:pPr>
-      <w:r>
-        <w:rPr>
-          <w:color w:val="BBBBBB"/>
-        </w:rPr>
-        <w:t xml:space="preserve">____________________________________________________</w:t>
+    <w:tbl>
+      <w:tblPr>
+        <w:tblW w:type="dxa" w:w="9360"/>
+        <w:tblBorders>
+          <w:top w:val="single" w:color="C7D2DD" w:sz="6"/>
+          <w:left w:val="single" w:color="C7D2DD" w:sz="6"/>
+          <w:bottom w:val="single" w:color="C7D2DD" w:sz="6"/>
+          <w:right w:val="single" w:color="C7D2DD" w:sz="6"/>
+          <w:insideH w:val="single" w:color="C7D2DD" w:sz="6"/>
+          <w:insideV w:val="single" w:color="C7D2DD" w:sz="6"/>
+        </w:tblBorders>
+      </w:tblPr>
+      <w:tblGrid>
+        <w:gridCol w:w="2800"/>
+        <w:gridCol w:w="3560"/>
+        <w:gridCol w:w="3000"/>
+      </w:tblGrid>
+      <w:tr>
+        <w:trPr>
+          <w:cantSplit/>
+          <w:tblHeader/>
+        </w:trPr>
+        <w:tc>
+          <w:tcPr>
+            <w:tcW w:type="dxa" w:w="2800"/>
+            <w:shd w:fill="EEF4F8" w:color="auto" w:val="clear"/>
+            <w:tcMar>
+              <w:top w:type="dxa" w:w="60"/>
+              <w:left w:type="dxa" w:w="100"/>
+              <w:bottom w:type="dxa" w:w="60"/>
+              <w:right w:type="dxa" w:w="100"/>
+            </w:tcMar>
+          </w:tcPr>
+          <w:p>
+            <w:pPr>
+              <w:spacing w:after="0" w:before="0"/>
+            </w:pPr>
+            <w:r>
+              <w:rPr>
+                <w:b/>
+                <w:bCs/>
+                <w:color w:val="0F2B3C"/>
+                <w:sz w:val="16"/>
+                <w:szCs w:val="16"/>
+              </w:rPr>
+              <w:t xml:space="preserve">CORE PROBLEM / GIVEN REPRESENTATION</w:t>
+            </w:r>
+          </w:p>
+        </w:tc>
+        <w:tc>
+          <w:tcPr>
+            <w:tcW w:type="dxa" w:w="3560"/>
+            <w:shd w:fill="EEF4F8" w:color="auto" w:val="clear"/>
+            <w:tcMar>
+              <w:top w:type="dxa" w:w="60"/>
+              <w:left w:type="dxa" w:w="100"/>
+              <w:bottom w:type="dxa" w:w="60"/>
+              <w:right w:type="dxa" w:w="100"/>
+            </w:tcMar>
+          </w:tcPr>
+          <w:p>
+            <w:pPr>
+              <w:spacing w:after="0" w:before="0"/>
+            </w:pPr>
+            <w:r>
+              <w:rPr>
+                <w:b/>
+                <w:bCs/>
+                <w:color w:val="0F2B3C"/>
+                <w:sz w:val="16"/>
+                <w:szCs w:val="16"/>
+              </w:rPr>
+              <w:t xml:space="preserve">WORKING SPACE / CALCULATION STEPS</w:t>
+            </w:r>
+          </w:p>
+        </w:tc>
+        <w:tc>
+          <w:tcPr>
+            <w:tcW w:type="dxa" w:w="3000"/>
+            <w:shd w:fill="FBF3E2" w:color="auto" w:val="clear"/>
+            <w:tcMar>
+              <w:top w:type="dxa" w:w="60"/>
+              <w:left w:type="dxa" w:w="100"/>
+              <w:bottom w:type="dxa" w:w="60"/>
+              <w:right w:type="dxa" w:w="100"/>
+            </w:tcMar>
+          </w:tcPr>
+          <w:p>
+            <w:pPr>
+              <w:spacing w:after="0" w:before="0"/>
+            </w:pPr>
+            <w:r>
+              <w:rPr>
+                <w:b/>
+                <w:bCs/>
+                <w:color w:val="7A5400"/>
+                <w:sz w:val="16"/>
+                <w:szCs w:val="16"/>
+              </w:rPr>
+              <w:t xml:space="preserve">EXPLAIN YOUR REASONING</w:t>
+            </w:r>
+          </w:p>
+        </w:tc>
+      </w:tr>
+      <w:tr>
+        <w:trPr>
+          <w:cantSplit/>
+        </w:trPr>
+        <w:tc>
+          <w:tcPr>
+            <w:tcW w:type="dxa" w:w="2800"/>
+            <w:tcMar>
+              <w:top w:type="dxa" w:w="80"/>
+              <w:left w:type="dxa" w:w="100"/>
+              <w:bottom w:type="dxa" w:w="80"/>
+              <w:right w:type="dxa" w:w="100"/>
+            </w:tcMar>
+            <w:vAlign w:val="top"/>
+          </w:tcPr>
+          <w:p>
+            <w:pPr>
+              <w:spacing w:after="40" w:before="0"/>
+            </w:pPr>
+            <w:r>
+              <w:rPr>
+                <w:b/>
+                <w:bCs/>
+                <w:color w:val="0F2B3C"/>
+                <w:sz w:val="20"/>
+                <w:szCs w:val="20"/>
+              </w:rPr>
+              <w:t xml:space="preserve">1.  What is 5 − 2?</w:t>
+            </w:r>
+          </w:p>
+        </w:tc>
+        <w:tc>
+          <w:tcPr>
+            <w:tcW w:type="dxa" w:w="3560"/>
+            <w:tcMar>
+              <w:top w:type="dxa" w:w="80"/>
+              <w:left w:type="dxa" w:w="100"/>
+              <w:bottom w:type="dxa" w:w="80"/>
+              <w:right w:type="dxa" w:w="100"/>
+            </w:tcMar>
+            <w:vAlign w:val="top"/>
+          </w:tcPr>
+          <w:p>
+            <w:pPr>
+              <w:spacing w:after="50" w:before="0"/>
+            </w:pPr>
+            <w:r>
+              <w:rPr>
+                <w:color w:val="BBBBBB"/>
+                <w:sz w:val="18"/>
+                <w:szCs w:val="18"/>
+              </w:rPr>
+              <w:t xml:space="preserve">____________________________</w:t>
+            </w:r>
+          </w:p>
+          <w:p>
+            <w:pPr>
+              <w:spacing w:after="50" w:before="0"/>
+            </w:pPr>
+            <w:r>
+              <w:rPr>
+                <w:color w:val="BBBBBB"/>
+                <w:sz w:val="18"/>
+                <w:szCs w:val="18"/>
+              </w:rPr>
+              <w:t xml:space="preserve">____________________________</w:t>
+            </w:r>
+          </w:p>
+          <w:p>
+            <w:pPr>
+              <w:spacing w:after="50" w:before="0"/>
+            </w:pPr>
+            <w:r>
+              <w:rPr>
+                <w:color w:val="BBBBBB"/>
+                <w:sz w:val="18"/>
+                <w:szCs w:val="18"/>
+              </w:rPr>
+              <w:t xml:space="preserve">____________________________</w:t>
+            </w:r>
+          </w:p>
+          <w:p>
+            <w:pPr>
+              <w:spacing w:after="50" w:before="0"/>
+            </w:pPr>
+            <w:r>
+              <w:rPr>
+                <w:color w:val="BBBBBB"/>
+                <w:sz w:val="18"/>
+                <w:szCs w:val="18"/>
+              </w:rPr>
+              <w:t xml:space="preserve">____________________________</w:t>
+            </w:r>
+          </w:p>
+        </w:tc>
+        <w:tc>
+          <w:tcPr>
+            <w:tcW w:type="dxa" w:w="3000"/>
+            <w:shd w:fill="FBF3E2" w:color="auto" w:val="clear"/>
+            <w:tcMar>
+              <w:top w:type="dxa" w:w="80"/>
+              <w:left w:type="dxa" w:w="100"/>
+              <w:bottom w:type="dxa" w:w="80"/>
+              <w:right w:type="dxa" w:w="100"/>
+            </w:tcMar>
+            <w:vAlign w:val="top"/>
+          </w:tcPr>
+          <w:p>
+            <w:pPr>
+              <w:spacing w:after="30" w:before="0"/>
+            </w:pPr>
+            <w:r>
+              <w:rPr>
+                <w:b/>
+                <w:bCs/>
+                <w:color w:val="0F2B3C"/>
+                <w:sz w:val="18"/>
+                <w:szCs w:val="18"/>
+              </w:rPr>
+              <w:t xml:space="preserve">Because... ________________</w:t>
+            </w:r>
+          </w:p>
+          <w:p>
+            <w:pPr>
+              <w:spacing w:after="50" w:before="0"/>
+            </w:pPr>
+            <w:r>
+              <w:rPr>
+                <w:color w:val="BBBBBB"/>
+                <w:sz w:val="18"/>
+                <w:szCs w:val="18"/>
+              </w:rPr>
+              <w:t xml:space="preserve">____________________________</w:t>
+            </w:r>
+          </w:p>
+          <w:p>
+            <w:pPr>
+              <w:spacing w:after="30" w:before="40"/>
+            </w:pPr>
+            <w:r>
+              <w:rPr>
+                <w:b/>
+                <w:bCs/>
+                <w:color w:val="1A6FB5"/>
+                <w:sz w:val="18"/>
+                <w:szCs w:val="18"/>
+              </w:rPr>
+              <w:t xml:space="preserve">Although... _______________</w:t>
+            </w:r>
+          </w:p>
+          <w:p>
+            <w:pPr>
+              <w:spacing w:after="50" w:before="0"/>
+            </w:pPr>
+            <w:r>
+              <w:rPr>
+                <w:color w:val="BBBBBB"/>
+                <w:sz w:val="18"/>
+                <w:szCs w:val="18"/>
+              </w:rPr>
+              <w:t xml:space="preserve">____________________________</w:t>
+            </w:r>
+          </w:p>
+          <w:p>
+            <w:pPr>
+              <w:spacing w:after="30" w:before="40"/>
+            </w:pPr>
+            <w:r>
+              <w:rPr>
+                <w:b/>
+                <w:bCs/>
+                <w:color w:val="7A5400"/>
+                <w:sz w:val="18"/>
+                <w:szCs w:val="18"/>
+              </w:rPr>
+              <w:t xml:space="preserve">Therefore... ______________</w:t>
+            </w:r>
+          </w:p>
+          <w:p>
+            <w:pPr>
+              <w:spacing w:after="50" w:before="0"/>
+            </w:pPr>
+            <w:r>
+              <w:rPr>
+                <w:color w:val="BBBBBB"/>
+                <w:sz w:val="18"/>
+                <w:szCs w:val="18"/>
+              </w:rPr>
+              <w:t xml:space="preserve">____________________________</w:t>
+            </w:r>
+          </w:p>
+        </w:tc>
+      </w:tr>
+    </w:tbl>
+    <w:p>
+      <w:pPr>
+        <w:spacing w:after="60" w:before="0"/>
+      </w:pPr>
+      <w:r>
+        <w:t xml:space="preserve"/>
+      </w:r>
+    </w:p>
+    <w:tbl>
+      <w:tblPr>
+        <w:tblW w:type="dxa" w:w="9360"/>
+        <w:tblBorders>
+          <w:top w:val="single" w:color="C7D2DD" w:sz="6"/>
+          <w:left w:val="single" w:color="C7D2DD" w:sz="6"/>
+          <w:bottom w:val="single" w:color="C7D2DD" w:sz="6"/>
+          <w:right w:val="single" w:color="C7D2DD" w:sz="6"/>
+          <w:insideH w:val="single" w:color="C7D2DD" w:sz="6"/>
+          <w:insideV w:val="single" w:color="C7D2DD" w:sz="6"/>
+        </w:tblBorders>
+      </w:tblPr>
+      <w:tblGrid>
+        <w:gridCol w:w="2800"/>
+        <w:gridCol w:w="3560"/>
+        <w:gridCol w:w="3000"/>
+      </w:tblGrid>
+      <w:tr>
+        <w:trPr>
+          <w:cantSplit/>
+          <w:tblHeader/>
+        </w:trPr>
+        <w:tc>
+          <w:tcPr>
+            <w:tcW w:type="dxa" w:w="2800"/>
+            <w:shd w:fill="EEF4F8" w:color="auto" w:val="clear"/>
+            <w:tcMar>
+              <w:top w:type="dxa" w:w="60"/>
+              <w:left w:type="dxa" w:w="100"/>
+              <w:bottom w:type="dxa" w:w="60"/>
+              <w:right w:type="dxa" w:w="100"/>
+            </w:tcMar>
+          </w:tcPr>
+          <w:p>
+            <w:pPr>
+              <w:spacing w:after="0" w:before="0"/>
+            </w:pPr>
+            <w:r>
+              <w:rPr>
+                <w:b/>
+                <w:bCs/>
+                <w:color w:val="0F2B3C"/>
+                <w:sz w:val="16"/>
+                <w:szCs w:val="16"/>
+              </w:rPr>
+              <w:t xml:space="preserve">CORE PROBLEM / GIVEN REPRESENTATION</w:t>
+            </w:r>
+          </w:p>
+        </w:tc>
+        <w:tc>
+          <w:tcPr>
+            <w:tcW w:type="dxa" w:w="3560"/>
+            <w:shd w:fill="EEF4F8" w:color="auto" w:val="clear"/>
+            <w:tcMar>
+              <w:top w:type="dxa" w:w="60"/>
+              <w:left w:type="dxa" w:w="100"/>
+              <w:bottom w:type="dxa" w:w="60"/>
+              <w:right w:type="dxa" w:w="100"/>
+            </w:tcMar>
+          </w:tcPr>
+          <w:p>
+            <w:pPr>
+              <w:spacing w:after="0" w:before="0"/>
+            </w:pPr>
+            <w:r>
+              <w:rPr>
+                <w:b/>
+                <w:bCs/>
+                <w:color w:val="0F2B3C"/>
+                <w:sz w:val="16"/>
+                <w:szCs w:val="16"/>
+              </w:rPr>
+              <w:t xml:space="preserve">WORKING SPACE / CALCULATION STEPS</w:t>
+            </w:r>
+          </w:p>
+        </w:tc>
+        <w:tc>
+          <w:tcPr>
+            <w:tcW w:type="dxa" w:w="3000"/>
+            <w:shd w:fill="FBF3E2" w:color="auto" w:val="clear"/>
+            <w:tcMar>
+              <w:top w:type="dxa" w:w="60"/>
+              <w:left w:type="dxa" w:w="100"/>
+              <w:bottom w:type="dxa" w:w="60"/>
+              <w:right w:type="dxa" w:w="100"/>
+            </w:tcMar>
+          </w:tcPr>
+          <w:p>
+            <w:pPr>
+              <w:spacing w:after="0" w:before="0"/>
+            </w:pPr>
+            <w:r>
+              <w:rPr>
+                <w:b/>
+                <w:bCs/>
+                <w:color w:val="7A5400"/>
+                <w:sz w:val="16"/>
+                <w:szCs w:val="16"/>
+              </w:rPr>
+              <w:t xml:space="preserve">EXPLAIN YOUR REASONING</w:t>
+            </w:r>
+          </w:p>
+        </w:tc>
+      </w:tr>
+      <w:tr>
+        <w:trPr>
+          <w:cantSplit/>
+        </w:trPr>
+        <w:tc>
+          <w:tcPr>
+            <w:tcW w:type="dxa" w:w="2800"/>
+            <w:tcMar>
+              <w:top w:type="dxa" w:w="80"/>
+              <w:left w:type="dxa" w:w="100"/>
+              <w:bottom w:type="dxa" w:w="80"/>
+              <w:right w:type="dxa" w:w="100"/>
+            </w:tcMar>
+            <w:vAlign w:val="top"/>
+          </w:tcPr>
+          <w:p>
+            <w:pPr>
+              <w:spacing w:after="40" w:before="0"/>
+            </w:pPr>
+            <w:r>
+              <w:rPr>
+                <w:b/>
+                <w:bCs/>
+                <w:color w:val="0F2B3C"/>
+                <w:sz w:val="20"/>
+                <w:szCs w:val="20"/>
+              </w:rPr>
+              <w:t xml:space="preserve">2.  What is 7 − 3?</w:t>
+            </w:r>
+          </w:p>
+        </w:tc>
+        <w:tc>
+          <w:tcPr>
+            <w:tcW w:type="dxa" w:w="3560"/>
+            <w:tcMar>
+              <w:top w:type="dxa" w:w="80"/>
+              <w:left w:type="dxa" w:w="100"/>
+              <w:bottom w:type="dxa" w:w="80"/>
+              <w:right w:type="dxa" w:w="100"/>
+            </w:tcMar>
+            <w:vAlign w:val="top"/>
+          </w:tcPr>
+          <w:p>
+            <w:pPr>
+              <w:spacing w:after="50" w:before="0"/>
+            </w:pPr>
+            <w:r>
+              <w:rPr>
+                <w:color w:val="BBBBBB"/>
+                <w:sz w:val="18"/>
+                <w:szCs w:val="18"/>
+              </w:rPr>
+              <w:t xml:space="preserve">____________________________</w:t>
+            </w:r>
+          </w:p>
+          <w:p>
+            <w:pPr>
+              <w:spacing w:after="50" w:before="0"/>
+            </w:pPr>
+            <w:r>
+              <w:rPr>
+                <w:color w:val="BBBBBB"/>
+                <w:sz w:val="18"/>
+                <w:szCs w:val="18"/>
+              </w:rPr>
+              <w:t xml:space="preserve">____________________________</w:t>
+            </w:r>
+          </w:p>
+          <w:p>
+            <w:pPr>
+              <w:spacing w:after="50" w:before="0"/>
+            </w:pPr>
+            <w:r>
+              <w:rPr>
+                <w:color w:val="BBBBBB"/>
+                <w:sz w:val="18"/>
+                <w:szCs w:val="18"/>
+              </w:rPr>
+              <w:t xml:space="preserve">____________________________</w:t>
+            </w:r>
+          </w:p>
+          <w:p>
+            <w:pPr>
+              <w:spacing w:after="50" w:before="0"/>
+            </w:pPr>
+            <w:r>
+              <w:rPr>
+                <w:color w:val="BBBBBB"/>
+                <w:sz w:val="18"/>
+                <w:szCs w:val="18"/>
+              </w:rPr>
+              <w:t xml:space="preserve">____________________________</w:t>
+            </w:r>
+          </w:p>
+        </w:tc>
+        <w:tc>
+          <w:tcPr>
+            <w:tcW w:type="dxa" w:w="3000"/>
+            <w:shd w:fill="FBF3E2" w:color="auto" w:val="clear"/>
+            <w:tcMar>
+              <w:top w:type="dxa" w:w="80"/>
+              <w:left w:type="dxa" w:w="100"/>
+              <w:bottom w:type="dxa" w:w="80"/>
+              <w:right w:type="dxa" w:w="100"/>
+            </w:tcMar>
+            <w:vAlign w:val="top"/>
+          </w:tcPr>
+          <w:p>
+            <w:pPr>
+              <w:spacing w:after="30" w:before="0"/>
+            </w:pPr>
+            <w:r>
+              <w:rPr>
+                <w:b/>
+                <w:bCs/>
+                <w:color w:val="0F2B3C"/>
+                <w:sz w:val="18"/>
+                <w:szCs w:val="18"/>
+              </w:rPr>
+              <w:t xml:space="preserve">Because... ________________</w:t>
+            </w:r>
+          </w:p>
+          <w:p>
+            <w:pPr>
+              <w:spacing w:after="50" w:before="0"/>
+            </w:pPr>
+            <w:r>
+              <w:rPr>
+                <w:color w:val="BBBBBB"/>
+                <w:sz w:val="18"/>
+                <w:szCs w:val="18"/>
+              </w:rPr>
+              <w:t xml:space="preserve">____________________________</w:t>
+            </w:r>
+          </w:p>
+          <w:p>
+            <w:pPr>
+              <w:spacing w:after="30" w:before="40"/>
+            </w:pPr>
+            <w:r>
+              <w:rPr>
+                <w:b/>
+                <w:bCs/>
+                <w:color w:val="1A6FB5"/>
+                <w:sz w:val="18"/>
+                <w:szCs w:val="18"/>
+              </w:rPr>
+              <w:t xml:space="preserve">Although... _______________</w:t>
+            </w:r>
+          </w:p>
+          <w:p>
+            <w:pPr>
+              <w:spacing w:after="50" w:before="0"/>
+            </w:pPr>
+            <w:r>
+              <w:rPr>
+                <w:color w:val="BBBBBB"/>
+                <w:sz w:val="18"/>
+                <w:szCs w:val="18"/>
+              </w:rPr>
+              <w:t xml:space="preserve">____________________________</w:t>
+            </w:r>
+          </w:p>
+          <w:p>
+            <w:pPr>
+              <w:spacing w:after="30" w:before="40"/>
+            </w:pPr>
+            <w:r>
+              <w:rPr>
+                <w:b/>
+                <w:bCs/>
+                <w:color w:val="7A5400"/>
+                <w:sz w:val="18"/>
+                <w:szCs w:val="18"/>
+              </w:rPr>
+              <w:t xml:space="preserve">Therefore... ______________</w:t>
+            </w:r>
+          </w:p>
+          <w:p>
+            <w:pPr>
+              <w:spacing w:after="50" w:before="0"/>
+            </w:pPr>
+            <w:r>
+              <w:rPr>
+                <w:color w:val="BBBBBB"/>
+                <w:sz w:val="18"/>
+                <w:szCs w:val="18"/>
+              </w:rPr>
+              <w:t xml:space="preserve">____________________________</w:t>
+            </w:r>
+          </w:p>
+        </w:tc>
+      </w:tr>
+    </w:tbl>
+    <w:p>
+      <w:pPr>
+        <w:spacing w:after="60" w:before="0"/>
+      </w:pPr>
+      <w:r>
+        <w:t xml:space="preserve"/>
+      </w:r>
+    </w:p>
+    <w:tbl>
+      <w:tblPr>
+        <w:tblW w:type="dxa" w:w="9360"/>
+        <w:tblBorders>
+          <w:top w:val="single" w:color="C7D2DD" w:sz="6"/>
+          <w:left w:val="single" w:color="C7D2DD" w:sz="6"/>
+          <w:bottom w:val="single" w:color="C7D2DD" w:sz="6"/>
+          <w:right w:val="single" w:color="C7D2DD" w:sz="6"/>
+          <w:insideH w:val="single" w:color="C7D2DD" w:sz="6"/>
+          <w:insideV w:val="single" w:color="C7D2DD" w:sz="6"/>
+        </w:tblBorders>
+      </w:tblPr>
+      <w:tblGrid>
+        <w:gridCol w:w="2800"/>
+        <w:gridCol w:w="3560"/>
+        <w:gridCol w:w="3000"/>
+      </w:tblGrid>
+      <w:tr>
+        <w:trPr>
+          <w:cantSplit/>
+          <w:tblHeader/>
+        </w:trPr>
+        <w:tc>
+          <w:tcPr>
+            <w:tcW w:type="dxa" w:w="2800"/>
+            <w:shd w:fill="EEF4F8" w:color="auto" w:val="clear"/>
+            <w:tcMar>
+              <w:top w:type="dxa" w:w="60"/>
+              <w:left w:type="dxa" w:w="100"/>
+              <w:bottom w:type="dxa" w:w="60"/>
+              <w:right w:type="dxa" w:w="100"/>
+            </w:tcMar>
+          </w:tcPr>
+          <w:p>
+            <w:pPr>
+              <w:spacing w:after="0" w:before="0"/>
+            </w:pPr>
+            <w:r>
+              <w:rPr>
+                <w:b/>
+                <w:bCs/>
+                <w:color w:val="0F2B3C"/>
+                <w:sz w:val="16"/>
+                <w:szCs w:val="16"/>
+              </w:rPr>
+              <w:t xml:space="preserve">CORE PROBLEM / GIVEN REPRESENTATION</w:t>
+            </w:r>
+          </w:p>
+        </w:tc>
+        <w:tc>
+          <w:tcPr>
+            <w:tcW w:type="dxa" w:w="3560"/>
+            <w:shd w:fill="EEF4F8" w:color="auto" w:val="clear"/>
+            <w:tcMar>
+              <w:top w:type="dxa" w:w="60"/>
+              <w:left w:type="dxa" w:w="100"/>
+              <w:bottom w:type="dxa" w:w="60"/>
+              <w:right w:type="dxa" w:w="100"/>
+            </w:tcMar>
+          </w:tcPr>
+          <w:p>
+            <w:pPr>
+              <w:spacing w:after="0" w:before="0"/>
+            </w:pPr>
+            <w:r>
+              <w:rPr>
+                <w:b/>
+                <w:bCs/>
+                <w:color w:val="0F2B3C"/>
+                <w:sz w:val="16"/>
+                <w:szCs w:val="16"/>
+              </w:rPr>
+              <w:t xml:space="preserve">WORKING SPACE / CALCULATION STEPS</w:t>
+            </w:r>
+          </w:p>
+        </w:tc>
+        <w:tc>
+          <w:tcPr>
+            <w:tcW w:type="dxa" w:w="3000"/>
+            <w:shd w:fill="FBF3E2" w:color="auto" w:val="clear"/>
+            <w:tcMar>
+              <w:top w:type="dxa" w:w="60"/>
+              <w:left w:type="dxa" w:w="100"/>
+              <w:bottom w:type="dxa" w:w="60"/>
+              <w:right w:type="dxa" w:w="100"/>
+            </w:tcMar>
+          </w:tcPr>
+          <w:p>
+            <w:pPr>
+              <w:spacing w:after="0" w:before="0"/>
+            </w:pPr>
+            <w:r>
+              <w:rPr>
+                <w:b/>
+                <w:bCs/>
+                <w:color w:val="7A5400"/>
+                <w:sz w:val="16"/>
+                <w:szCs w:val="16"/>
+              </w:rPr>
+              <w:t xml:space="preserve">EXPLAIN YOUR REASONING</w:t>
+            </w:r>
+          </w:p>
+        </w:tc>
+      </w:tr>
+      <w:tr>
+        <w:trPr>
+          <w:cantSplit/>
+        </w:trPr>
+        <w:tc>
+          <w:tcPr>
+            <w:tcW w:type="dxa" w:w="2800"/>
+            <w:tcMar>
+              <w:top w:type="dxa" w:w="80"/>
+              <w:left w:type="dxa" w:w="100"/>
+              <w:bottom w:type="dxa" w:w="80"/>
+              <w:right w:type="dxa" w:w="100"/>
+            </w:tcMar>
+            <w:vAlign w:val="top"/>
+          </w:tcPr>
+          <w:p>
+            <w:pPr>
+              <w:spacing w:after="40" w:before="0"/>
+            </w:pPr>
+            <w:r>
+              <w:rPr>
+                <w:b/>
+                <w:bCs/>
+                <w:color w:val="0F2B3C"/>
+                <w:sz w:val="20"/>
+                <w:szCs w:val="20"/>
+              </w:rPr>
+              <w:t xml:space="preserve">3.  How many steps from 0 to 6?</w:t>
+            </w:r>
+          </w:p>
+        </w:tc>
+        <w:tc>
+          <w:tcPr>
+            <w:tcW w:type="dxa" w:w="3560"/>
+            <w:tcMar>
+              <w:top w:type="dxa" w:w="80"/>
+              <w:left w:type="dxa" w:w="100"/>
+              <w:bottom w:type="dxa" w:w="80"/>
+              <w:right w:type="dxa" w:w="100"/>
+            </w:tcMar>
+            <w:vAlign w:val="top"/>
+          </w:tcPr>
+          <w:p>
+            <w:pPr>
+              <w:spacing w:after="50" w:before="0"/>
+            </w:pPr>
+            <w:r>
+              <w:rPr>
+                <w:color w:val="BBBBBB"/>
+                <w:sz w:val="18"/>
+                <w:szCs w:val="18"/>
+              </w:rPr>
+              <w:t xml:space="preserve">____________________________</w:t>
+            </w:r>
+          </w:p>
+          <w:p>
+            <w:pPr>
+              <w:spacing w:after="50" w:before="0"/>
+            </w:pPr>
+            <w:r>
+              <w:rPr>
+                <w:color w:val="BBBBBB"/>
+                <w:sz w:val="18"/>
+                <w:szCs w:val="18"/>
+              </w:rPr>
+              <w:t xml:space="preserve">____________________________</w:t>
+            </w:r>
+          </w:p>
+          <w:p>
+            <w:pPr>
+              <w:spacing w:after="50" w:before="0"/>
+            </w:pPr>
+            <w:r>
+              <w:rPr>
+                <w:color w:val="BBBBBB"/>
+                <w:sz w:val="18"/>
+                <w:szCs w:val="18"/>
+              </w:rPr>
+              <w:t xml:space="preserve">____________________________</w:t>
+            </w:r>
+          </w:p>
+          <w:p>
+            <w:pPr>
+              <w:spacing w:after="50" w:before="0"/>
+            </w:pPr>
+            <w:r>
+              <w:rPr>
+                <w:color w:val="BBBBBB"/>
+                <w:sz w:val="18"/>
+                <w:szCs w:val="18"/>
+              </w:rPr>
+              <w:t xml:space="preserve">____________________________</w:t>
+            </w:r>
+          </w:p>
+        </w:tc>
+        <w:tc>
+          <w:tcPr>
+            <w:tcW w:type="dxa" w:w="3000"/>
+            <w:shd w:fill="FBF3E2" w:color="auto" w:val="clear"/>
+            <w:tcMar>
+              <w:top w:type="dxa" w:w="80"/>
+              <w:left w:type="dxa" w:w="100"/>
+              <w:bottom w:type="dxa" w:w="80"/>
+              <w:right w:type="dxa" w:w="100"/>
+            </w:tcMar>
+            <w:vAlign w:val="top"/>
+          </w:tcPr>
+          <w:p>
+            <w:pPr>
+              <w:spacing w:after="30" w:before="0"/>
+            </w:pPr>
+            <w:r>
+              <w:rPr>
+                <w:b/>
+                <w:bCs/>
+                <w:color w:val="0F2B3C"/>
+                <w:sz w:val="18"/>
+                <w:szCs w:val="18"/>
+              </w:rPr>
+              <w:t xml:space="preserve">Because... ________________</w:t>
+            </w:r>
+          </w:p>
+          <w:p>
+            <w:pPr>
+              <w:spacing w:after="50" w:before="0"/>
+            </w:pPr>
+            <w:r>
+              <w:rPr>
+                <w:color w:val="BBBBBB"/>
+                <w:sz w:val="18"/>
+                <w:szCs w:val="18"/>
+              </w:rPr>
+              <w:t xml:space="preserve">____________________________</w:t>
+            </w:r>
+          </w:p>
+          <w:p>
+            <w:pPr>
+              <w:spacing w:after="30" w:before="40"/>
+            </w:pPr>
+            <w:r>
+              <w:rPr>
+                <w:b/>
+                <w:bCs/>
+                <w:color w:val="1A6FB5"/>
+                <w:sz w:val="18"/>
+                <w:szCs w:val="18"/>
+              </w:rPr>
+              <w:t xml:space="preserve">Although... _______________</w:t>
+            </w:r>
+          </w:p>
+          <w:p>
+            <w:pPr>
+              <w:spacing w:after="50" w:before="0"/>
+            </w:pPr>
+            <w:r>
+              <w:rPr>
+                <w:color w:val="BBBBBB"/>
+                <w:sz w:val="18"/>
+                <w:szCs w:val="18"/>
+              </w:rPr>
+              <w:t xml:space="preserve">____________________________</w:t>
+            </w:r>
+          </w:p>
+          <w:p>
+            <w:pPr>
+              <w:spacing w:after="30" w:before="40"/>
+            </w:pPr>
+            <w:r>
+              <w:rPr>
+                <w:b/>
+                <w:bCs/>
+                <w:color w:val="7A5400"/>
+                <w:sz w:val="18"/>
+                <w:szCs w:val="18"/>
+              </w:rPr>
+              <w:t xml:space="preserve">Therefore... ______________</w:t>
+            </w:r>
+          </w:p>
+          <w:p>
+            <w:pPr>
+              <w:spacing w:after="50" w:before="0"/>
+            </w:pPr>
+            <w:r>
+              <w:rPr>
+                <w:color w:val="BBBBBB"/>
+                <w:sz w:val="18"/>
+                <w:szCs w:val="18"/>
+              </w:rPr>
+              <w:t xml:space="preserve">____________________________</w:t>
+            </w:r>
+          </w:p>
+        </w:tc>
+      </w:tr>
+    </w:tbl>
+    <w:p>
+      <w:pPr>
+        <w:spacing w:after="60" w:before="0"/>
+      </w:pPr>
+      <w:r>
+        <w:t xml:space="preserve"/>
       </w:r>
     </w:p>
     <w:p>
@@ -225,50 +2326,616 @@
         <w:t xml:space="preserve">Count the gap between two numbers.</w:t>
       </w:r>
     </w:p>
-    <w:p>
-      <w:pPr>
-        <w:spacing w:after="40" w:before="0"/>
-      </w:pPr>
-      <w:r>
-        <w:rPr>
-          <w:sz w:val="22"/>
-          <w:szCs w:val="22"/>
-        </w:rPr>
-        <w:t xml:space="preserve">1.  How many steps from 2 to 9?</w:t>
-      </w:r>
-    </w:p>
-    <w:p>
-      <w:pPr>
-        <w:spacing w:after="80" w:before="0"/>
-      </w:pPr>
-      <w:r>
-        <w:rPr>
-          <w:color w:val="BBBBBB"/>
-        </w:rPr>
-        <w:t xml:space="preserve">____________________________________________________</w:t>
-      </w:r>
-    </w:p>
-    <w:p>
-      <w:pPr>
-        <w:spacing w:after="40" w:before="0"/>
-      </w:pPr>
-      <w:r>
-        <w:rPr>
-          <w:sz w:val="22"/>
-          <w:szCs w:val="22"/>
-        </w:rPr>
-        <w:t xml:space="preserve">2.  Two points sit at x = 1 and x = 5. How far apart are they?</w:t>
-      </w:r>
-    </w:p>
-    <w:p>
-      <w:pPr>
-        <w:spacing w:after="80" w:before="0"/>
-      </w:pPr>
-      <w:r>
-        <w:rPr>
-          <w:color w:val="BBBBBB"/>
-        </w:rPr>
-        <w:t xml:space="preserve">____________________________________________________</w:t>
+    <w:tbl>
+      <w:tblPr>
+        <w:tblW w:type="dxa" w:w="9360"/>
+        <w:tblBorders>
+          <w:top w:val="single" w:color="C7D2DD" w:sz="6"/>
+          <w:left w:val="single" w:color="C7D2DD" w:sz="6"/>
+          <w:bottom w:val="single" w:color="C7D2DD" w:sz="6"/>
+          <w:right w:val="single" w:color="C7D2DD" w:sz="6"/>
+          <w:insideH w:val="single" w:color="C7D2DD" w:sz="6"/>
+          <w:insideV w:val="single" w:color="C7D2DD" w:sz="6"/>
+        </w:tblBorders>
+      </w:tblPr>
+      <w:tblGrid>
+        <w:gridCol w:w="2800"/>
+        <w:gridCol w:w="3560"/>
+        <w:gridCol w:w="3000"/>
+      </w:tblGrid>
+      <w:tr>
+        <w:trPr>
+          <w:cantSplit/>
+          <w:tblHeader/>
+        </w:trPr>
+        <w:tc>
+          <w:tcPr>
+            <w:tcW w:type="dxa" w:w="2800"/>
+            <w:shd w:fill="EEF4F8" w:color="auto" w:val="clear"/>
+            <w:tcMar>
+              <w:top w:type="dxa" w:w="60"/>
+              <w:left w:type="dxa" w:w="100"/>
+              <w:bottom w:type="dxa" w:w="60"/>
+              <w:right w:type="dxa" w:w="100"/>
+            </w:tcMar>
+          </w:tcPr>
+          <w:p>
+            <w:pPr>
+              <w:spacing w:after="0" w:before="0"/>
+            </w:pPr>
+            <w:r>
+              <w:rPr>
+                <w:b/>
+                <w:bCs/>
+                <w:color w:val="0F2B3C"/>
+                <w:sz w:val="16"/>
+                <w:szCs w:val="16"/>
+              </w:rPr>
+              <w:t xml:space="preserve">CORE PROBLEM / GIVEN REPRESENTATION</w:t>
+            </w:r>
+          </w:p>
+        </w:tc>
+        <w:tc>
+          <w:tcPr>
+            <w:tcW w:type="dxa" w:w="3560"/>
+            <w:shd w:fill="EEF4F8" w:color="auto" w:val="clear"/>
+            <w:tcMar>
+              <w:top w:type="dxa" w:w="60"/>
+              <w:left w:type="dxa" w:w="100"/>
+              <w:bottom w:type="dxa" w:w="60"/>
+              <w:right w:type="dxa" w:w="100"/>
+            </w:tcMar>
+          </w:tcPr>
+          <w:p>
+            <w:pPr>
+              <w:spacing w:after="0" w:before="0"/>
+            </w:pPr>
+            <w:r>
+              <w:rPr>
+                <w:b/>
+                <w:bCs/>
+                <w:color w:val="0F2B3C"/>
+                <w:sz w:val="16"/>
+                <w:szCs w:val="16"/>
+              </w:rPr>
+              <w:t xml:space="preserve">WORKING SPACE / CALCULATION STEPS</w:t>
+            </w:r>
+          </w:p>
+        </w:tc>
+        <w:tc>
+          <w:tcPr>
+            <w:tcW w:type="dxa" w:w="3000"/>
+            <w:shd w:fill="FBF3E2" w:color="auto" w:val="clear"/>
+            <w:tcMar>
+              <w:top w:type="dxa" w:w="60"/>
+              <w:left w:type="dxa" w:w="100"/>
+              <w:bottom w:type="dxa" w:w="60"/>
+              <w:right w:type="dxa" w:w="100"/>
+            </w:tcMar>
+          </w:tcPr>
+          <w:p>
+            <w:pPr>
+              <w:spacing w:after="0" w:before="0"/>
+            </w:pPr>
+            <w:r>
+              <w:rPr>
+                <w:b/>
+                <w:bCs/>
+                <w:color w:val="7A5400"/>
+                <w:sz w:val="16"/>
+                <w:szCs w:val="16"/>
+              </w:rPr>
+              <w:t xml:space="preserve">EXPLAIN YOUR REASONING</w:t>
+            </w:r>
+          </w:p>
+        </w:tc>
+      </w:tr>
+      <w:tr>
+        <w:trPr>
+          <w:cantSplit/>
+        </w:trPr>
+        <w:tc>
+          <w:tcPr>
+            <w:tcW w:type="dxa" w:w="2800"/>
+            <w:tcMar>
+              <w:top w:type="dxa" w:w="80"/>
+              <w:left w:type="dxa" w:w="100"/>
+              <w:bottom w:type="dxa" w:w="80"/>
+              <w:right w:type="dxa" w:w="100"/>
+            </w:tcMar>
+            <w:vAlign w:val="top"/>
+          </w:tcPr>
+          <w:p>
+            <w:pPr>
+              <w:spacing w:after="40" w:before="0"/>
+            </w:pPr>
+            <w:r>
+              <w:rPr>
+                <w:b/>
+                <w:bCs/>
+                <w:color w:val="0F2B3C"/>
+                <w:sz w:val="20"/>
+                <w:szCs w:val="20"/>
+              </w:rPr>
+              <w:t xml:space="preserve">1.  How many steps from 2 to 9?</w:t>
+            </w:r>
+          </w:p>
+        </w:tc>
+        <w:tc>
+          <w:tcPr>
+            <w:tcW w:type="dxa" w:w="3560"/>
+            <w:tcMar>
+              <w:top w:type="dxa" w:w="80"/>
+              <w:left w:type="dxa" w:w="100"/>
+              <w:bottom w:type="dxa" w:w="80"/>
+              <w:right w:type="dxa" w:w="100"/>
+            </w:tcMar>
+            <w:vAlign w:val="top"/>
+          </w:tcPr>
+          <w:p>
+            <w:pPr>
+              <w:spacing w:after="50" w:before="0"/>
+            </w:pPr>
+            <w:r>
+              <w:rPr>
+                <w:color w:val="BBBBBB"/>
+                <w:sz w:val="18"/>
+                <w:szCs w:val="18"/>
+              </w:rPr>
+              <w:t xml:space="preserve">____________________________</w:t>
+            </w:r>
+          </w:p>
+          <w:p>
+            <w:pPr>
+              <w:spacing w:after="50" w:before="0"/>
+            </w:pPr>
+            <w:r>
+              <w:rPr>
+                <w:color w:val="BBBBBB"/>
+                <w:sz w:val="18"/>
+                <w:szCs w:val="18"/>
+              </w:rPr>
+              <w:t xml:space="preserve">____________________________</w:t>
+            </w:r>
+          </w:p>
+          <w:p>
+            <w:pPr>
+              <w:spacing w:after="50" w:before="0"/>
+            </w:pPr>
+            <w:r>
+              <w:rPr>
+                <w:color w:val="BBBBBB"/>
+                <w:sz w:val="18"/>
+                <w:szCs w:val="18"/>
+              </w:rPr>
+              <w:t xml:space="preserve">____________________________</w:t>
+            </w:r>
+          </w:p>
+          <w:p>
+            <w:pPr>
+              <w:spacing w:after="50" w:before="0"/>
+            </w:pPr>
+            <w:r>
+              <w:rPr>
+                <w:color w:val="BBBBBB"/>
+                <w:sz w:val="18"/>
+                <w:szCs w:val="18"/>
+              </w:rPr>
+              <w:t xml:space="preserve">____________________________</w:t>
+            </w:r>
+          </w:p>
+        </w:tc>
+        <w:tc>
+          <w:tcPr>
+            <w:tcW w:type="dxa" w:w="3000"/>
+            <w:shd w:fill="FBF3E2" w:color="auto" w:val="clear"/>
+            <w:tcMar>
+              <w:top w:type="dxa" w:w="80"/>
+              <w:left w:type="dxa" w:w="100"/>
+              <w:bottom w:type="dxa" w:w="80"/>
+              <w:right w:type="dxa" w:w="100"/>
+            </w:tcMar>
+            <w:vAlign w:val="top"/>
+          </w:tcPr>
+          <w:p>
+            <w:pPr>
+              <w:spacing w:after="30" w:before="0"/>
+            </w:pPr>
+            <w:r>
+              <w:rPr>
+                <w:b/>
+                <w:bCs/>
+                <w:color w:val="0F2B3C"/>
+                <w:sz w:val="18"/>
+                <w:szCs w:val="18"/>
+              </w:rPr>
+              <w:t xml:space="preserve">Because... ________________</w:t>
+            </w:r>
+          </w:p>
+          <w:p>
+            <w:pPr>
+              <w:spacing w:after="50" w:before="0"/>
+            </w:pPr>
+            <w:r>
+              <w:rPr>
+                <w:color w:val="BBBBBB"/>
+                <w:sz w:val="18"/>
+                <w:szCs w:val="18"/>
+              </w:rPr>
+              <w:t xml:space="preserve">____________________________</w:t>
+            </w:r>
+          </w:p>
+          <w:p>
+            <w:pPr>
+              <w:spacing w:after="30" w:before="40"/>
+            </w:pPr>
+            <w:r>
+              <w:rPr>
+                <w:b/>
+                <w:bCs/>
+                <w:color w:val="1A6FB5"/>
+                <w:sz w:val="18"/>
+                <w:szCs w:val="18"/>
+              </w:rPr>
+              <w:t xml:space="preserve">Although... _______________</w:t>
+            </w:r>
+          </w:p>
+          <w:p>
+            <w:pPr>
+              <w:spacing w:after="50" w:before="0"/>
+            </w:pPr>
+            <w:r>
+              <w:rPr>
+                <w:color w:val="BBBBBB"/>
+                <w:sz w:val="18"/>
+                <w:szCs w:val="18"/>
+              </w:rPr>
+              <w:t xml:space="preserve">____________________________</w:t>
+            </w:r>
+          </w:p>
+          <w:p>
+            <w:pPr>
+              <w:spacing w:after="30" w:before="40"/>
+            </w:pPr>
+            <w:r>
+              <w:rPr>
+                <w:b/>
+                <w:bCs/>
+                <w:color w:val="7A5400"/>
+                <w:sz w:val="18"/>
+                <w:szCs w:val="18"/>
+              </w:rPr>
+              <w:t xml:space="preserve">Therefore... ______________</w:t>
+            </w:r>
+          </w:p>
+          <w:p>
+            <w:pPr>
+              <w:spacing w:after="50" w:before="0"/>
+            </w:pPr>
+            <w:r>
+              <w:rPr>
+                <w:color w:val="BBBBBB"/>
+                <w:sz w:val="18"/>
+                <w:szCs w:val="18"/>
+              </w:rPr>
+              <w:t xml:space="preserve">____________________________</w:t>
+            </w:r>
+          </w:p>
+        </w:tc>
+      </w:tr>
+    </w:tbl>
+    <w:p>
+      <w:pPr>
+        <w:spacing w:after="60" w:before="0"/>
+      </w:pPr>
+      <w:r>
+        <w:t xml:space="preserve"/>
+      </w:r>
+    </w:p>
+    <w:tbl>
+      <w:tblPr>
+        <w:tblW w:type="dxa" w:w="9360"/>
+        <w:tblBorders>
+          <w:top w:val="single" w:color="C7D2DD" w:sz="6"/>
+          <w:left w:val="single" w:color="C7D2DD" w:sz="6"/>
+          <w:bottom w:val="single" w:color="C7D2DD" w:sz="6"/>
+          <w:right w:val="single" w:color="C7D2DD" w:sz="6"/>
+          <w:insideH w:val="single" w:color="C7D2DD" w:sz="6"/>
+          <w:insideV w:val="single" w:color="C7D2DD" w:sz="6"/>
+        </w:tblBorders>
+      </w:tblPr>
+      <w:tblGrid>
+        <w:gridCol w:w="2800"/>
+        <w:gridCol w:w="3560"/>
+        <w:gridCol w:w="3000"/>
+      </w:tblGrid>
+      <w:tr>
+        <w:trPr>
+          <w:cantSplit/>
+          <w:tblHeader/>
+        </w:trPr>
+        <w:tc>
+          <w:tcPr>
+            <w:tcW w:type="dxa" w:w="2800"/>
+            <w:shd w:fill="EEF4F8" w:color="auto" w:val="clear"/>
+            <w:tcMar>
+              <w:top w:type="dxa" w:w="60"/>
+              <w:left w:type="dxa" w:w="100"/>
+              <w:bottom w:type="dxa" w:w="60"/>
+              <w:right w:type="dxa" w:w="100"/>
+            </w:tcMar>
+          </w:tcPr>
+          <w:p>
+            <w:pPr>
+              <w:spacing w:after="0" w:before="0"/>
+            </w:pPr>
+            <w:r>
+              <w:rPr>
+                <w:b/>
+                <w:bCs/>
+                <w:color w:val="0F2B3C"/>
+                <w:sz w:val="16"/>
+                <w:szCs w:val="16"/>
+              </w:rPr>
+              <w:t xml:space="preserve">CORE PROBLEM / GIVEN REPRESENTATION</w:t>
+            </w:r>
+          </w:p>
+        </w:tc>
+        <w:tc>
+          <w:tcPr>
+            <w:tcW w:type="dxa" w:w="3560"/>
+            <w:shd w:fill="EEF4F8" w:color="auto" w:val="clear"/>
+            <w:tcMar>
+              <w:top w:type="dxa" w:w="60"/>
+              <w:left w:type="dxa" w:w="100"/>
+              <w:bottom w:type="dxa" w:w="60"/>
+              <w:right w:type="dxa" w:w="100"/>
+            </w:tcMar>
+          </w:tcPr>
+          <w:p>
+            <w:pPr>
+              <w:spacing w:after="0" w:before="0"/>
+            </w:pPr>
+            <w:r>
+              <w:rPr>
+                <w:b/>
+                <w:bCs/>
+                <w:color w:val="0F2B3C"/>
+                <w:sz w:val="16"/>
+                <w:szCs w:val="16"/>
+              </w:rPr>
+              <w:t xml:space="preserve">WORKING SPACE / CALCULATION STEPS</w:t>
+            </w:r>
+          </w:p>
+        </w:tc>
+        <w:tc>
+          <w:tcPr>
+            <w:tcW w:type="dxa" w:w="3000"/>
+            <w:shd w:fill="FBF3E2" w:color="auto" w:val="clear"/>
+            <w:tcMar>
+              <w:top w:type="dxa" w:w="60"/>
+              <w:left w:type="dxa" w:w="100"/>
+              <w:bottom w:type="dxa" w:w="60"/>
+              <w:right w:type="dxa" w:w="100"/>
+            </w:tcMar>
+          </w:tcPr>
+          <w:p>
+            <w:pPr>
+              <w:spacing w:after="0" w:before="0"/>
+            </w:pPr>
+            <w:r>
+              <w:rPr>
+                <w:b/>
+                <w:bCs/>
+                <w:color w:val="7A5400"/>
+                <w:sz w:val="16"/>
+                <w:szCs w:val="16"/>
+              </w:rPr>
+              <w:t xml:space="preserve">EXPLAIN YOUR REASONING</w:t>
+            </w:r>
+          </w:p>
+        </w:tc>
+      </w:tr>
+      <w:tr>
+        <w:trPr>
+          <w:cantSplit/>
+        </w:trPr>
+        <w:tc>
+          <w:tcPr>
+            <w:tcW w:type="dxa" w:w="2800"/>
+            <w:tcMar>
+              <w:top w:type="dxa" w:w="80"/>
+              <w:left w:type="dxa" w:w="100"/>
+              <w:bottom w:type="dxa" w:w="80"/>
+              <w:right w:type="dxa" w:w="100"/>
+            </w:tcMar>
+            <w:vAlign w:val="top"/>
+          </w:tcPr>
+          <w:p>
+            <w:pPr>
+              <w:spacing w:after="40" w:before="0"/>
+            </w:pPr>
+            <w:r>
+              <w:rPr>
+                <w:b/>
+                <w:bCs/>
+                <w:color w:val="0F2B3C"/>
+                <w:sz w:val="20"/>
+                <w:szCs w:val="20"/>
+              </w:rPr>
+              <w:t xml:space="preserve">2.  Two points sit at x = 1 and x = 5. How far apart are they?</w:t>
+            </w:r>
+          </w:p>
+        </w:tc>
+        <w:tc>
+          <w:tcPr>
+            <w:tcW w:type="dxa" w:w="3560"/>
+            <w:tcMar>
+              <w:top w:type="dxa" w:w="80"/>
+              <w:left w:type="dxa" w:w="100"/>
+              <w:bottom w:type="dxa" w:w="80"/>
+              <w:right w:type="dxa" w:w="100"/>
+            </w:tcMar>
+            <w:vAlign w:val="top"/>
+          </w:tcPr>
+          <w:p>
+            <w:pPr>
+              <w:spacing w:after="50" w:before="0"/>
+            </w:pPr>
+            <w:r>
+              <w:rPr>
+                <w:color w:val="BBBBBB"/>
+                <w:sz w:val="18"/>
+                <w:szCs w:val="18"/>
+              </w:rPr>
+              <w:t xml:space="preserve">____________________________</w:t>
+            </w:r>
+          </w:p>
+          <w:p>
+            <w:pPr>
+              <w:spacing w:after="50" w:before="0"/>
+            </w:pPr>
+            <w:r>
+              <w:rPr>
+                <w:color w:val="BBBBBB"/>
+                <w:sz w:val="18"/>
+                <w:szCs w:val="18"/>
+              </w:rPr>
+              <w:t xml:space="preserve">____________________________</w:t>
+            </w:r>
+          </w:p>
+          <w:p>
+            <w:pPr>
+              <w:spacing w:after="50" w:before="0"/>
+            </w:pPr>
+            <w:r>
+              <w:rPr>
+                <w:color w:val="BBBBBB"/>
+                <w:sz w:val="18"/>
+                <w:szCs w:val="18"/>
+              </w:rPr>
+              <w:t xml:space="preserve">____________________________</w:t>
+            </w:r>
+          </w:p>
+          <w:p>
+            <w:pPr>
+              <w:spacing w:after="50" w:before="0"/>
+            </w:pPr>
+            <w:r>
+              <w:rPr>
+                <w:color w:val="BBBBBB"/>
+                <w:sz w:val="18"/>
+                <w:szCs w:val="18"/>
+              </w:rPr>
+              <w:t xml:space="preserve">____________________________</w:t>
+            </w:r>
+          </w:p>
+        </w:tc>
+        <w:tc>
+          <w:tcPr>
+            <w:tcW w:type="dxa" w:w="3000"/>
+            <w:shd w:fill="FBF3E2" w:color="auto" w:val="clear"/>
+            <w:tcMar>
+              <w:top w:type="dxa" w:w="80"/>
+              <w:left w:type="dxa" w:w="100"/>
+              <w:bottom w:type="dxa" w:w="80"/>
+              <w:right w:type="dxa" w:w="100"/>
+            </w:tcMar>
+            <w:vAlign w:val="top"/>
+          </w:tcPr>
+          <w:p>
+            <w:pPr>
+              <w:spacing w:after="30" w:before="0"/>
+            </w:pPr>
+            <w:r>
+              <w:rPr>
+                <w:b/>
+                <w:bCs/>
+                <w:color w:val="0F2B3C"/>
+                <w:sz w:val="18"/>
+                <w:szCs w:val="18"/>
+              </w:rPr>
+              <w:t xml:space="preserve">Because... ________________</w:t>
+            </w:r>
+          </w:p>
+          <w:p>
+            <w:pPr>
+              <w:spacing w:after="50" w:before="0"/>
+            </w:pPr>
+            <w:r>
+              <w:rPr>
+                <w:color w:val="BBBBBB"/>
+                <w:sz w:val="18"/>
+                <w:szCs w:val="18"/>
+              </w:rPr>
+              <w:t xml:space="preserve">____________________________</w:t>
+            </w:r>
+          </w:p>
+          <w:p>
+            <w:pPr>
+              <w:spacing w:after="30" w:before="40"/>
+            </w:pPr>
+            <w:r>
+              <w:rPr>
+                <w:b/>
+                <w:bCs/>
+                <w:color w:val="1A6FB5"/>
+                <w:sz w:val="18"/>
+                <w:szCs w:val="18"/>
+              </w:rPr>
+              <w:t xml:space="preserve">Although... _______________</w:t>
+            </w:r>
+          </w:p>
+          <w:p>
+            <w:pPr>
+              <w:spacing w:after="50" w:before="0"/>
+            </w:pPr>
+            <w:r>
+              <w:rPr>
+                <w:color w:val="BBBBBB"/>
+                <w:sz w:val="18"/>
+                <w:szCs w:val="18"/>
+              </w:rPr>
+              <w:t xml:space="preserve">____________________________</w:t>
+            </w:r>
+          </w:p>
+          <w:p>
+            <w:pPr>
+              <w:spacing w:after="30" w:before="40"/>
+            </w:pPr>
+            <w:r>
+              <w:rPr>
+                <w:b/>
+                <w:bCs/>
+                <w:color w:val="7A5400"/>
+                <w:sz w:val="18"/>
+                <w:szCs w:val="18"/>
+              </w:rPr>
+              <w:t xml:space="preserve">Therefore... ______________</w:t>
+            </w:r>
+          </w:p>
+          <w:p>
+            <w:pPr>
+              <w:spacing w:after="50" w:before="0"/>
+            </w:pPr>
+            <w:r>
+              <w:rPr>
+                <w:color w:val="BBBBBB"/>
+                <w:sz w:val="18"/>
+                <w:szCs w:val="18"/>
+              </w:rPr>
+              <w:t xml:space="preserve">____________________________</w:t>
+            </w:r>
+          </w:p>
+        </w:tc>
+      </w:tr>
+    </w:tbl>
+    <w:p>
+      <w:pPr>
+        <w:spacing w:after="60" w:before="0"/>
+      </w:pPr>
+      <w:r>
+        <w:t xml:space="preserve"/>
       </w:r>
     </w:p>
     <w:p>
@@ -300,50 +2967,616 @@
         <w:t xml:space="preserve">Stretch into distance on a grid.</w:t>
       </w:r>
     </w:p>
-    <w:p>
-      <w:pPr>
-        <w:spacing w:after="40" w:before="0"/>
-      </w:pPr>
-      <w:r>
-        <w:rPr>
-          <w:sz w:val="22"/>
-          <w:szCs w:val="22"/>
-        </w:rPr>
-        <w:t xml:space="preserve">1.  Points (3, 2) and (8, 2) are in the same row. How far apart are they?</w:t>
-      </w:r>
-    </w:p>
-    <w:p>
-      <w:pPr>
-        <w:spacing w:after="80" w:before="0"/>
-      </w:pPr>
-      <w:r>
-        <w:rPr>
-          <w:color w:val="BBBBBB"/>
-        </w:rPr>
-        <w:t xml:space="preserve">____________________________________________________</w:t>
-      </w:r>
-    </w:p>
-    <w:p>
-      <w:pPr>
-        <w:spacing w:after="40" w:before="0"/>
-      </w:pPr>
-      <w:r>
-        <w:rPr>
-          <w:sz w:val="22"/>
-          <w:szCs w:val="22"/>
-        </w:rPr>
-        <w:t xml:space="preserve">2.  Points (4, 1) and (4, 6) are in the same column. How far apart are they?</w:t>
-      </w:r>
-    </w:p>
-    <w:p>
-      <w:pPr>
-        <w:spacing w:after="80" w:before="0"/>
-      </w:pPr>
-      <w:r>
-        <w:rPr>
-          <w:color w:val="BBBBBB"/>
-        </w:rPr>
-        <w:t xml:space="preserve">____________________________________________________</w:t>
+    <w:tbl>
+      <w:tblPr>
+        <w:tblW w:type="dxa" w:w="9360"/>
+        <w:tblBorders>
+          <w:top w:val="single" w:color="C7D2DD" w:sz="6"/>
+          <w:left w:val="single" w:color="C7D2DD" w:sz="6"/>
+          <w:bottom w:val="single" w:color="C7D2DD" w:sz="6"/>
+          <w:right w:val="single" w:color="C7D2DD" w:sz="6"/>
+          <w:insideH w:val="single" w:color="C7D2DD" w:sz="6"/>
+          <w:insideV w:val="single" w:color="C7D2DD" w:sz="6"/>
+        </w:tblBorders>
+      </w:tblPr>
+      <w:tblGrid>
+        <w:gridCol w:w="2800"/>
+        <w:gridCol w:w="3560"/>
+        <w:gridCol w:w="3000"/>
+      </w:tblGrid>
+      <w:tr>
+        <w:trPr>
+          <w:cantSplit/>
+          <w:tblHeader/>
+        </w:trPr>
+        <w:tc>
+          <w:tcPr>
+            <w:tcW w:type="dxa" w:w="2800"/>
+            <w:shd w:fill="EEF4F8" w:color="auto" w:val="clear"/>
+            <w:tcMar>
+              <w:top w:type="dxa" w:w="60"/>
+              <w:left w:type="dxa" w:w="100"/>
+              <w:bottom w:type="dxa" w:w="60"/>
+              <w:right w:type="dxa" w:w="100"/>
+            </w:tcMar>
+          </w:tcPr>
+          <w:p>
+            <w:pPr>
+              <w:spacing w:after="0" w:before="0"/>
+            </w:pPr>
+            <w:r>
+              <w:rPr>
+                <w:b/>
+                <w:bCs/>
+                <w:color w:val="0F2B3C"/>
+                <w:sz w:val="16"/>
+                <w:szCs w:val="16"/>
+              </w:rPr>
+              <w:t xml:space="preserve">CORE PROBLEM / GIVEN REPRESENTATION</w:t>
+            </w:r>
+          </w:p>
+        </w:tc>
+        <w:tc>
+          <w:tcPr>
+            <w:tcW w:type="dxa" w:w="3560"/>
+            <w:shd w:fill="EEF4F8" w:color="auto" w:val="clear"/>
+            <w:tcMar>
+              <w:top w:type="dxa" w:w="60"/>
+              <w:left w:type="dxa" w:w="100"/>
+              <w:bottom w:type="dxa" w:w="60"/>
+              <w:right w:type="dxa" w:w="100"/>
+            </w:tcMar>
+          </w:tcPr>
+          <w:p>
+            <w:pPr>
+              <w:spacing w:after="0" w:before="0"/>
+            </w:pPr>
+            <w:r>
+              <w:rPr>
+                <w:b/>
+                <w:bCs/>
+                <w:color w:val="0F2B3C"/>
+                <w:sz w:val="16"/>
+                <w:szCs w:val="16"/>
+              </w:rPr>
+              <w:t xml:space="preserve">WORKING SPACE / CALCULATION STEPS</w:t>
+            </w:r>
+          </w:p>
+        </w:tc>
+        <w:tc>
+          <w:tcPr>
+            <w:tcW w:type="dxa" w:w="3000"/>
+            <w:shd w:fill="FBF3E2" w:color="auto" w:val="clear"/>
+            <w:tcMar>
+              <w:top w:type="dxa" w:w="60"/>
+              <w:left w:type="dxa" w:w="100"/>
+              <w:bottom w:type="dxa" w:w="60"/>
+              <w:right w:type="dxa" w:w="100"/>
+            </w:tcMar>
+          </w:tcPr>
+          <w:p>
+            <w:pPr>
+              <w:spacing w:after="0" w:before="0"/>
+            </w:pPr>
+            <w:r>
+              <w:rPr>
+                <w:b/>
+                <w:bCs/>
+                <w:color w:val="7A5400"/>
+                <w:sz w:val="16"/>
+                <w:szCs w:val="16"/>
+              </w:rPr>
+              <w:t xml:space="preserve">EXPLAIN YOUR REASONING</w:t>
+            </w:r>
+          </w:p>
+        </w:tc>
+      </w:tr>
+      <w:tr>
+        <w:trPr>
+          <w:cantSplit/>
+        </w:trPr>
+        <w:tc>
+          <w:tcPr>
+            <w:tcW w:type="dxa" w:w="2800"/>
+            <w:tcMar>
+              <w:top w:type="dxa" w:w="80"/>
+              <w:left w:type="dxa" w:w="100"/>
+              <w:bottom w:type="dxa" w:w="80"/>
+              <w:right w:type="dxa" w:w="100"/>
+            </w:tcMar>
+            <w:vAlign w:val="top"/>
+          </w:tcPr>
+          <w:p>
+            <w:pPr>
+              <w:spacing w:after="40" w:before="0"/>
+            </w:pPr>
+            <w:r>
+              <w:rPr>
+                <w:b/>
+                <w:bCs/>
+                <w:color w:val="0F2B3C"/>
+                <w:sz w:val="20"/>
+                <w:szCs w:val="20"/>
+              </w:rPr>
+              <w:t xml:space="preserve">1.  Points (3, 2) and (8, 2) are in the same row. How far apart are they?</w:t>
+            </w:r>
+          </w:p>
+        </w:tc>
+        <w:tc>
+          <w:tcPr>
+            <w:tcW w:type="dxa" w:w="3560"/>
+            <w:tcMar>
+              <w:top w:type="dxa" w:w="80"/>
+              <w:left w:type="dxa" w:w="100"/>
+              <w:bottom w:type="dxa" w:w="80"/>
+              <w:right w:type="dxa" w:w="100"/>
+            </w:tcMar>
+            <w:vAlign w:val="top"/>
+          </w:tcPr>
+          <w:p>
+            <w:pPr>
+              <w:spacing w:after="50" w:before="0"/>
+            </w:pPr>
+            <w:r>
+              <w:rPr>
+                <w:color w:val="BBBBBB"/>
+                <w:sz w:val="18"/>
+                <w:szCs w:val="18"/>
+              </w:rPr>
+              <w:t xml:space="preserve">____________________________</w:t>
+            </w:r>
+          </w:p>
+          <w:p>
+            <w:pPr>
+              <w:spacing w:after="50" w:before="0"/>
+            </w:pPr>
+            <w:r>
+              <w:rPr>
+                <w:color w:val="BBBBBB"/>
+                <w:sz w:val="18"/>
+                <w:szCs w:val="18"/>
+              </w:rPr>
+              <w:t xml:space="preserve">____________________________</w:t>
+            </w:r>
+          </w:p>
+          <w:p>
+            <w:pPr>
+              <w:spacing w:after="50" w:before="0"/>
+            </w:pPr>
+            <w:r>
+              <w:rPr>
+                <w:color w:val="BBBBBB"/>
+                <w:sz w:val="18"/>
+                <w:szCs w:val="18"/>
+              </w:rPr>
+              <w:t xml:space="preserve">____________________________</w:t>
+            </w:r>
+          </w:p>
+          <w:p>
+            <w:pPr>
+              <w:spacing w:after="50" w:before="0"/>
+            </w:pPr>
+            <w:r>
+              <w:rPr>
+                <w:color w:val="BBBBBB"/>
+                <w:sz w:val="18"/>
+                <w:szCs w:val="18"/>
+              </w:rPr>
+              <w:t xml:space="preserve">____________________________</w:t>
+            </w:r>
+          </w:p>
+        </w:tc>
+        <w:tc>
+          <w:tcPr>
+            <w:tcW w:type="dxa" w:w="3000"/>
+            <w:shd w:fill="FBF3E2" w:color="auto" w:val="clear"/>
+            <w:tcMar>
+              <w:top w:type="dxa" w:w="80"/>
+              <w:left w:type="dxa" w:w="100"/>
+              <w:bottom w:type="dxa" w:w="80"/>
+              <w:right w:type="dxa" w:w="100"/>
+            </w:tcMar>
+            <w:vAlign w:val="top"/>
+          </w:tcPr>
+          <w:p>
+            <w:pPr>
+              <w:spacing w:after="30" w:before="0"/>
+            </w:pPr>
+            <w:r>
+              <w:rPr>
+                <w:b/>
+                <w:bCs/>
+                <w:color w:val="0F2B3C"/>
+                <w:sz w:val="18"/>
+                <w:szCs w:val="18"/>
+              </w:rPr>
+              <w:t xml:space="preserve">Because... ________________</w:t>
+            </w:r>
+          </w:p>
+          <w:p>
+            <w:pPr>
+              <w:spacing w:after="50" w:before="0"/>
+            </w:pPr>
+            <w:r>
+              <w:rPr>
+                <w:color w:val="BBBBBB"/>
+                <w:sz w:val="18"/>
+                <w:szCs w:val="18"/>
+              </w:rPr>
+              <w:t xml:space="preserve">____________________________</w:t>
+            </w:r>
+          </w:p>
+          <w:p>
+            <w:pPr>
+              <w:spacing w:after="30" w:before="40"/>
+            </w:pPr>
+            <w:r>
+              <w:rPr>
+                <w:b/>
+                <w:bCs/>
+                <w:color w:val="1A6FB5"/>
+                <w:sz w:val="18"/>
+                <w:szCs w:val="18"/>
+              </w:rPr>
+              <w:t xml:space="preserve">Although... _______________</w:t>
+            </w:r>
+          </w:p>
+          <w:p>
+            <w:pPr>
+              <w:spacing w:after="50" w:before="0"/>
+            </w:pPr>
+            <w:r>
+              <w:rPr>
+                <w:color w:val="BBBBBB"/>
+                <w:sz w:val="18"/>
+                <w:szCs w:val="18"/>
+              </w:rPr>
+              <w:t xml:space="preserve">____________________________</w:t>
+            </w:r>
+          </w:p>
+          <w:p>
+            <w:pPr>
+              <w:spacing w:after="30" w:before="40"/>
+            </w:pPr>
+            <w:r>
+              <w:rPr>
+                <w:b/>
+                <w:bCs/>
+                <w:color w:val="7A5400"/>
+                <w:sz w:val="18"/>
+                <w:szCs w:val="18"/>
+              </w:rPr>
+              <w:t xml:space="preserve">Therefore... ______________</w:t>
+            </w:r>
+          </w:p>
+          <w:p>
+            <w:pPr>
+              <w:spacing w:after="50" w:before="0"/>
+            </w:pPr>
+            <w:r>
+              <w:rPr>
+                <w:color w:val="BBBBBB"/>
+                <w:sz w:val="18"/>
+                <w:szCs w:val="18"/>
+              </w:rPr>
+              <w:t xml:space="preserve">____________________________</w:t>
+            </w:r>
+          </w:p>
+        </w:tc>
+      </w:tr>
+    </w:tbl>
+    <w:p>
+      <w:pPr>
+        <w:spacing w:after="60" w:before="0"/>
+      </w:pPr>
+      <w:r>
+        <w:t xml:space="preserve"/>
+      </w:r>
+    </w:p>
+    <w:tbl>
+      <w:tblPr>
+        <w:tblW w:type="dxa" w:w="9360"/>
+        <w:tblBorders>
+          <w:top w:val="single" w:color="C7D2DD" w:sz="6"/>
+          <w:left w:val="single" w:color="C7D2DD" w:sz="6"/>
+          <w:bottom w:val="single" w:color="C7D2DD" w:sz="6"/>
+          <w:right w:val="single" w:color="C7D2DD" w:sz="6"/>
+          <w:insideH w:val="single" w:color="C7D2DD" w:sz="6"/>
+          <w:insideV w:val="single" w:color="C7D2DD" w:sz="6"/>
+        </w:tblBorders>
+      </w:tblPr>
+      <w:tblGrid>
+        <w:gridCol w:w="2800"/>
+        <w:gridCol w:w="3560"/>
+        <w:gridCol w:w="3000"/>
+      </w:tblGrid>
+      <w:tr>
+        <w:trPr>
+          <w:cantSplit/>
+          <w:tblHeader/>
+        </w:trPr>
+        <w:tc>
+          <w:tcPr>
+            <w:tcW w:type="dxa" w:w="2800"/>
+            <w:shd w:fill="EEF4F8" w:color="auto" w:val="clear"/>
+            <w:tcMar>
+              <w:top w:type="dxa" w:w="60"/>
+              <w:left w:type="dxa" w:w="100"/>
+              <w:bottom w:type="dxa" w:w="60"/>
+              <w:right w:type="dxa" w:w="100"/>
+            </w:tcMar>
+          </w:tcPr>
+          <w:p>
+            <w:pPr>
+              <w:spacing w:after="0" w:before="0"/>
+            </w:pPr>
+            <w:r>
+              <w:rPr>
+                <w:b/>
+                <w:bCs/>
+                <w:color w:val="0F2B3C"/>
+                <w:sz w:val="16"/>
+                <w:szCs w:val="16"/>
+              </w:rPr>
+              <w:t xml:space="preserve">CORE PROBLEM / GIVEN REPRESENTATION</w:t>
+            </w:r>
+          </w:p>
+        </w:tc>
+        <w:tc>
+          <w:tcPr>
+            <w:tcW w:type="dxa" w:w="3560"/>
+            <w:shd w:fill="EEF4F8" w:color="auto" w:val="clear"/>
+            <w:tcMar>
+              <w:top w:type="dxa" w:w="60"/>
+              <w:left w:type="dxa" w:w="100"/>
+              <w:bottom w:type="dxa" w:w="60"/>
+              <w:right w:type="dxa" w:w="100"/>
+            </w:tcMar>
+          </w:tcPr>
+          <w:p>
+            <w:pPr>
+              <w:spacing w:after="0" w:before="0"/>
+            </w:pPr>
+            <w:r>
+              <w:rPr>
+                <w:b/>
+                <w:bCs/>
+                <w:color w:val="0F2B3C"/>
+                <w:sz w:val="16"/>
+                <w:szCs w:val="16"/>
+              </w:rPr>
+              <w:t xml:space="preserve">WORKING SPACE / CALCULATION STEPS</w:t>
+            </w:r>
+          </w:p>
+        </w:tc>
+        <w:tc>
+          <w:tcPr>
+            <w:tcW w:type="dxa" w:w="3000"/>
+            <w:shd w:fill="FBF3E2" w:color="auto" w:val="clear"/>
+            <w:tcMar>
+              <w:top w:type="dxa" w:w="60"/>
+              <w:left w:type="dxa" w:w="100"/>
+              <w:bottom w:type="dxa" w:w="60"/>
+              <w:right w:type="dxa" w:w="100"/>
+            </w:tcMar>
+          </w:tcPr>
+          <w:p>
+            <w:pPr>
+              <w:spacing w:after="0" w:before="0"/>
+            </w:pPr>
+            <w:r>
+              <w:rPr>
+                <w:b/>
+                <w:bCs/>
+                <w:color w:val="7A5400"/>
+                <w:sz w:val="16"/>
+                <w:szCs w:val="16"/>
+              </w:rPr>
+              <w:t xml:space="preserve">EXPLAIN YOUR REASONING</w:t>
+            </w:r>
+          </w:p>
+        </w:tc>
+      </w:tr>
+      <w:tr>
+        <w:trPr>
+          <w:cantSplit/>
+        </w:trPr>
+        <w:tc>
+          <w:tcPr>
+            <w:tcW w:type="dxa" w:w="2800"/>
+            <w:tcMar>
+              <w:top w:type="dxa" w:w="80"/>
+              <w:left w:type="dxa" w:w="100"/>
+              <w:bottom w:type="dxa" w:w="80"/>
+              <w:right w:type="dxa" w:w="100"/>
+            </w:tcMar>
+            <w:vAlign w:val="top"/>
+          </w:tcPr>
+          <w:p>
+            <w:pPr>
+              <w:spacing w:after="40" w:before="0"/>
+            </w:pPr>
+            <w:r>
+              <w:rPr>
+                <w:b/>
+                <w:bCs/>
+                <w:color w:val="0F2B3C"/>
+                <w:sz w:val="20"/>
+                <w:szCs w:val="20"/>
+              </w:rPr>
+              <w:t xml:space="preserve">2.  Points (4, 1) and (4, 6) are in the same column. How far apart are they?</w:t>
+            </w:r>
+          </w:p>
+        </w:tc>
+        <w:tc>
+          <w:tcPr>
+            <w:tcW w:type="dxa" w:w="3560"/>
+            <w:tcMar>
+              <w:top w:type="dxa" w:w="80"/>
+              <w:left w:type="dxa" w:w="100"/>
+              <w:bottom w:type="dxa" w:w="80"/>
+              <w:right w:type="dxa" w:w="100"/>
+            </w:tcMar>
+            <w:vAlign w:val="top"/>
+          </w:tcPr>
+          <w:p>
+            <w:pPr>
+              <w:spacing w:after="50" w:before="0"/>
+            </w:pPr>
+            <w:r>
+              <w:rPr>
+                <w:color w:val="BBBBBB"/>
+                <w:sz w:val="18"/>
+                <w:szCs w:val="18"/>
+              </w:rPr>
+              <w:t xml:space="preserve">____________________________</w:t>
+            </w:r>
+          </w:p>
+          <w:p>
+            <w:pPr>
+              <w:spacing w:after="50" w:before="0"/>
+            </w:pPr>
+            <w:r>
+              <w:rPr>
+                <w:color w:val="BBBBBB"/>
+                <w:sz w:val="18"/>
+                <w:szCs w:val="18"/>
+              </w:rPr>
+              <w:t xml:space="preserve">____________________________</w:t>
+            </w:r>
+          </w:p>
+          <w:p>
+            <w:pPr>
+              <w:spacing w:after="50" w:before="0"/>
+            </w:pPr>
+            <w:r>
+              <w:rPr>
+                <w:color w:val="BBBBBB"/>
+                <w:sz w:val="18"/>
+                <w:szCs w:val="18"/>
+              </w:rPr>
+              <w:t xml:space="preserve">____________________________</w:t>
+            </w:r>
+          </w:p>
+          <w:p>
+            <w:pPr>
+              <w:spacing w:after="50" w:before="0"/>
+            </w:pPr>
+            <w:r>
+              <w:rPr>
+                <w:color w:val="BBBBBB"/>
+                <w:sz w:val="18"/>
+                <w:szCs w:val="18"/>
+              </w:rPr>
+              <w:t xml:space="preserve">____________________________</w:t>
+            </w:r>
+          </w:p>
+        </w:tc>
+        <w:tc>
+          <w:tcPr>
+            <w:tcW w:type="dxa" w:w="3000"/>
+            <w:shd w:fill="FBF3E2" w:color="auto" w:val="clear"/>
+            <w:tcMar>
+              <w:top w:type="dxa" w:w="80"/>
+              <w:left w:type="dxa" w:w="100"/>
+              <w:bottom w:type="dxa" w:w="80"/>
+              <w:right w:type="dxa" w:w="100"/>
+            </w:tcMar>
+            <w:vAlign w:val="top"/>
+          </w:tcPr>
+          <w:p>
+            <w:pPr>
+              <w:spacing w:after="30" w:before="0"/>
+            </w:pPr>
+            <w:r>
+              <w:rPr>
+                <w:b/>
+                <w:bCs/>
+                <w:color w:val="0F2B3C"/>
+                <w:sz w:val="18"/>
+                <w:szCs w:val="18"/>
+              </w:rPr>
+              <w:t xml:space="preserve">Because... ________________</w:t>
+            </w:r>
+          </w:p>
+          <w:p>
+            <w:pPr>
+              <w:spacing w:after="50" w:before="0"/>
+            </w:pPr>
+            <w:r>
+              <w:rPr>
+                <w:color w:val="BBBBBB"/>
+                <w:sz w:val="18"/>
+                <w:szCs w:val="18"/>
+              </w:rPr>
+              <w:t xml:space="preserve">____________________________</w:t>
+            </w:r>
+          </w:p>
+          <w:p>
+            <w:pPr>
+              <w:spacing w:after="30" w:before="40"/>
+            </w:pPr>
+            <w:r>
+              <w:rPr>
+                <w:b/>
+                <w:bCs/>
+                <w:color w:val="1A6FB5"/>
+                <w:sz w:val="18"/>
+                <w:szCs w:val="18"/>
+              </w:rPr>
+              <w:t xml:space="preserve">Although... _______________</w:t>
+            </w:r>
+          </w:p>
+          <w:p>
+            <w:pPr>
+              <w:spacing w:after="50" w:before="0"/>
+            </w:pPr>
+            <w:r>
+              <w:rPr>
+                <w:color w:val="BBBBBB"/>
+                <w:sz w:val="18"/>
+                <w:szCs w:val="18"/>
+              </w:rPr>
+              <w:t xml:space="preserve">____________________________</w:t>
+            </w:r>
+          </w:p>
+          <w:p>
+            <w:pPr>
+              <w:spacing w:after="30" w:before="40"/>
+            </w:pPr>
+            <w:r>
+              <w:rPr>
+                <w:b/>
+                <w:bCs/>
+                <w:color w:val="7A5400"/>
+                <w:sz w:val="18"/>
+                <w:szCs w:val="18"/>
+              </w:rPr>
+              <w:t xml:space="preserve">Therefore... ______________</w:t>
+            </w:r>
+          </w:p>
+          <w:p>
+            <w:pPr>
+              <w:spacing w:after="50" w:before="0"/>
+            </w:pPr>
+            <w:r>
+              <w:rPr>
+                <w:color w:val="BBBBBB"/>
+                <w:sz w:val="18"/>
+                <w:szCs w:val="18"/>
+              </w:rPr>
+              <w:t xml:space="preserve">____________________________</w:t>
+            </w:r>
+          </w:p>
+        </w:tc>
+      </w:tr>
+    </w:tbl>
+    <w:p>
+      <w:pPr>
+        <w:spacing w:after="60" w:before="0"/>
+      </w:pPr>
+      <w:r>
+        <w:t xml:space="preserve"/>
       </w:r>
     </w:p>
     <w:p>
@@ -407,6 +3640,141 @@
         <w:t xml:space="preserve">____________________________________________________</w:t>
       </w:r>
     </w:p>
+    <w:tbl>
+      <w:tblPr>
+        <w:tblW w:type="dxa" w:w="9360"/>
+        <w:tblBorders>
+          <w:top w:val="single" w:color="C7D2DD" w:sz="6"/>
+          <w:left w:val="single" w:color="C7D2DD" w:sz="6"/>
+          <w:bottom w:val="single" w:color="C7D2DD" w:sz="6"/>
+          <w:right w:val="single" w:color="C7D2DD" w:sz="6"/>
+          <w:insideH w:val="single" w:color="C7D2DD" w:sz="6"/>
+          <w:insideV w:val="single" w:color="C7D2DD" w:sz="6"/>
+        </w:tblBorders>
+      </w:tblPr>
+      <w:tblGrid>
+        <w:gridCol w:w="3120"/>
+        <w:gridCol w:w="3120"/>
+        <w:gridCol w:w="3120"/>
+      </w:tblGrid>
+      <w:tr>
+        <w:trPr>
+          <w:cantSplit/>
+          <w:tblHeader/>
+        </w:trPr>
+        <w:tc>
+          <w:tcPr>
+            <w:tcW w:type="dxa" w:w="9360"/>
+            <w:gridSpan w:val="3"/>
+            <w:shd w:fill="EEF4F8" w:color="auto" w:val="clear"/>
+            <w:tcMar>
+              <w:top w:type="dxa" w:w="60"/>
+              <w:left w:type="dxa" w:w="100"/>
+              <w:bottom w:type="dxa" w:w="60"/>
+              <w:right w:type="dxa" w:w="100"/>
+            </w:tcMar>
+          </w:tcPr>
+          <w:p>
+            <w:pPr>
+              <w:spacing w:after="0" w:before="0"/>
+            </w:pPr>
+            <w:r>
+              <w:rPr>
+                <w:b/>
+                <w:bCs/>
+                <w:color w:val="0F2B3C"/>
+                <w:sz w:val="18"/>
+                <w:szCs w:val="18"/>
+              </w:rPr>
+              <w:t xml:space="preserve">EXIT CHECK · 3-POINT SELF-ASSESSMENT CHECKLIST</w:t>
+            </w:r>
+          </w:p>
+        </w:tc>
+      </w:tr>
+      <w:tr>
+        <w:trPr>
+          <w:cantSplit/>
+        </w:trPr>
+        <w:tc>
+          <w:tcPr>
+            <w:tcW w:type="dxa" w:w="3120"/>
+            <w:tcMar>
+              <w:top w:type="dxa" w:w="80"/>
+              <w:left w:type="dxa" w:w="100"/>
+              <w:bottom w:type="dxa" w:w="80"/>
+              <w:right w:type="dxa" w:w="100"/>
+            </w:tcMar>
+          </w:tcPr>
+          <w:p>
+            <w:pPr>
+              <w:spacing w:after="0" w:before="0"/>
+            </w:pPr>
+            <w:r>
+              <w:rPr>
+                <w:b/>
+                <w:bCs/>
+                <w:color w:val="0F2B3C"/>
+                <w:sz w:val="18"/>
+                <w:szCs w:val="18"/>
+              </w:rPr>
+              <w:t xml:space="preserve">☐ 1. Units &amp; Labels Verified</w:t>
+            </w:r>
+          </w:p>
+        </w:tc>
+        <w:tc>
+          <w:tcPr>
+            <w:tcW w:type="dxa" w:w="3120"/>
+            <w:tcMar>
+              <w:top w:type="dxa" w:w="80"/>
+              <w:left w:type="dxa" w:w="100"/>
+              <w:bottom w:type="dxa" w:w="80"/>
+              <w:right w:type="dxa" w:w="100"/>
+            </w:tcMar>
+          </w:tcPr>
+          <w:p>
+            <w:pPr>
+              <w:spacing w:after="0" w:before="0"/>
+            </w:pPr>
+            <w:r>
+              <w:rPr>
+                <w:b/>
+                <w:bCs/>
+                <w:color w:val="0F2B3C"/>
+                <w:sz w:val="18"/>
+                <w:szCs w:val="18"/>
+              </w:rPr>
+              <w:t xml:space="preserve">☐ 2. Reasoning Stated (Because / Although / Therefore)</w:t>
+            </w:r>
+          </w:p>
+        </w:tc>
+        <w:tc>
+          <w:tcPr>
+            <w:tcW w:type="dxa" w:w="3120"/>
+            <w:tcMar>
+              <w:top w:type="dxa" w:w="80"/>
+              <w:left w:type="dxa" w:w="100"/>
+              <w:bottom w:type="dxa" w:w="80"/>
+              <w:right w:type="dxa" w:w="100"/>
+            </w:tcMar>
+          </w:tcPr>
+          <w:p>
+            <w:pPr>
+              <w:spacing w:after="0" w:before="0"/>
+            </w:pPr>
+            <w:r>
+              <w:rPr>
+                <w:b/>
+                <w:bCs/>
+                <w:color w:val="0F2B3C"/>
+                <w:sz w:val="18"/>
+                <w:szCs w:val="18"/>
+              </w:rPr>
+              <w:t xml:space="preserve">☐ 3. Calculations Double-Checked</w:t>
+            </w:r>
+          </w:p>
+        </w:tc>
+      </w:tr>
+    </w:tbl>
     <w:p>
       <w:pPr>
         <w:spacing w:after="60" w:before="120"/>
